--- a/论文导读.docx
+++ b/论文导读.docx
@@ -1135,8 +1135,2448 @@
         <w:rPr>
           <w:rFonts w:hint="eastAsia"/>
         </w:rPr>
-        <w:t>· 论文链接：https://arxiv.org/abs/2402.04139</w:t>
-      </w:r>
+        <w:t>· 论文链接：</w:t>
+      </w:r>
+      <w:r>
+        <w:rPr>
+          <w:rFonts w:hint="eastAsia"/>
+        </w:rPr>
+        <w:fldChar w:fldCharType="begin"/>
+      </w:r>
+      <w:r>
+        <w:rPr>
+          <w:rFonts w:hint="eastAsia"/>
+        </w:rPr>
+        <w:instrText xml:space="preserve"> HYPERLINK "https://arxiv.org/abs/2402.04139" </w:instrText>
+      </w:r>
+      <w:r>
+        <w:rPr>
+          <w:rFonts w:hint="eastAsia"/>
+        </w:rPr>
+        <w:fldChar w:fldCharType="separate"/>
+      </w:r>
+      <w:r>
+        <w:rPr>
+          <w:rStyle w:val="4"/>
+          <w:rFonts w:hint="eastAsia"/>
+        </w:rPr>
+        <w:t>https://arxiv.org/abs/2402.04139</w:t>
+      </w:r>
+      <w:r>
+        <w:rPr>
+          <w:rFonts w:hint="eastAsia"/>
+        </w:rPr>
+        <w:fldChar w:fldCharType="end"/>
+      </w:r>
+    </w:p>
+    <w:p>
+      <w:pPr>
+        <w:keepNext w:val="0"/>
+        <w:keepLines w:val="0"/>
+        <w:widowControl/>
+        <w:suppressLineNumbers w:val="0"/>
+        <w:jc w:val="left"/>
+      </w:pPr>
+      <w:r>
+        <w:rPr>
+          <w:rFonts w:ascii="SFBX1200" w:hAnsi="SFBX1200" w:eastAsia="SFBX1200" w:cs="SFBX1200"/>
+          <w:b/>
+          <w:bCs/>
+          <w:color w:val="000000"/>
+          <w:kern w:val="0"/>
+          <w:sz w:val="23"/>
+          <w:szCs w:val="23"/>
+          <w:lang w:val="en-US" w:eastAsia="zh-CN" w:bidi="ar"/>
+        </w:rPr>
+        <w:t xml:space="preserve">References </w:t>
+      </w:r>
+    </w:p>
+    <w:p>
+      <w:pPr>
+        <w:keepNext w:val="0"/>
+        <w:keepLines w:val="0"/>
+        <w:widowControl/>
+        <w:suppressLineNumbers w:val="0"/>
+        <w:jc w:val="left"/>
+      </w:pPr>
+      <w:r>
+        <w:rPr>
+          <w:rFonts w:ascii="SFRM0900" w:hAnsi="SFRM0900" w:eastAsia="SFRM0900" w:cs="SFRM0900"/>
+          <w:color w:val="000000"/>
+          <w:kern w:val="0"/>
+          <w:sz w:val="17"/>
+          <w:szCs w:val="17"/>
+          <w:lang w:val="en-US" w:eastAsia="zh-CN" w:bidi="ar"/>
+        </w:rPr>
+        <w:t xml:space="preserve">1. Ba, J.L., Kiros, J.R., Hinton, G.E.: Layer normalization. arXiv preprint </w:t>
+      </w:r>
+    </w:p>
+    <w:p>
+      <w:pPr>
+        <w:keepNext w:val="0"/>
+        <w:keepLines w:val="0"/>
+        <w:widowControl/>
+        <w:suppressLineNumbers w:val="0"/>
+        <w:jc w:val="left"/>
+      </w:pPr>
+      <w:r>
+        <w:rPr>
+          <w:rFonts w:hint="default" w:ascii="SFRM0900" w:hAnsi="SFRM0900" w:eastAsia="SFRM0900" w:cs="SFRM0900"/>
+          <w:color w:val="000000"/>
+          <w:kern w:val="0"/>
+          <w:sz w:val="17"/>
+          <w:szCs w:val="17"/>
+          <w:lang w:val="en-US" w:eastAsia="zh-CN" w:bidi="ar"/>
+        </w:rPr>
+        <w:t xml:space="preserve">arXiv:1607.06450 (2016) </w:t>
+      </w:r>
+      <w:r>
+        <w:rPr>
+          <w:rFonts w:hint="default" w:ascii="SFRM0900" w:hAnsi="SFRM0900" w:eastAsia="SFRM0900" w:cs="SFRM0900"/>
+          <w:color w:val="0000FF"/>
+          <w:kern w:val="0"/>
+          <w:sz w:val="17"/>
+          <w:szCs w:val="17"/>
+          <w:lang w:val="en-US" w:eastAsia="zh-CN" w:bidi="ar"/>
+        </w:rPr>
+        <w:t xml:space="preserve">3 </w:t>
+      </w:r>
+    </w:p>
+    <w:p>
+      <w:pPr>
+        <w:keepNext w:val="0"/>
+        <w:keepLines w:val="0"/>
+        <w:widowControl/>
+        <w:suppressLineNumbers w:val="0"/>
+        <w:jc w:val="left"/>
+      </w:pPr>
+      <w:r>
+        <w:rPr>
+          <w:rFonts w:hint="default" w:ascii="SFRM0900" w:hAnsi="SFRM0900" w:eastAsia="SFRM0900" w:cs="SFRM0900"/>
+          <w:color w:val="000000"/>
+          <w:kern w:val="0"/>
+          <w:sz w:val="17"/>
+          <w:szCs w:val="17"/>
+          <w:lang w:val="en-US" w:eastAsia="zh-CN" w:bidi="ar"/>
+        </w:rPr>
+        <w:t xml:space="preserve">2. Berman, D., Avidan, S., et al.: Non-local image dehazing. In: CVPR. pp. 1674–1682 </w:t>
+      </w:r>
+    </w:p>
+    <w:p>
+      <w:pPr>
+        <w:keepNext w:val="0"/>
+        <w:keepLines w:val="0"/>
+        <w:widowControl/>
+        <w:suppressLineNumbers w:val="0"/>
+        <w:jc w:val="left"/>
+      </w:pPr>
+      <w:r>
+        <w:rPr>
+          <w:rFonts w:hint="default" w:ascii="SFRM0900" w:hAnsi="SFRM0900" w:eastAsia="SFRM0900" w:cs="SFRM0900"/>
+          <w:color w:val="000000"/>
+          <w:kern w:val="0"/>
+          <w:sz w:val="17"/>
+          <w:szCs w:val="17"/>
+          <w:lang w:val="en-US" w:eastAsia="zh-CN" w:bidi="ar"/>
+        </w:rPr>
+        <w:t xml:space="preserve">(2016) </w:t>
+      </w:r>
+      <w:r>
+        <w:rPr>
+          <w:rFonts w:hint="default" w:ascii="SFRM0900" w:hAnsi="SFRM0900" w:eastAsia="SFRM0900" w:cs="SFRM0900"/>
+          <w:color w:val="0000FF"/>
+          <w:kern w:val="0"/>
+          <w:sz w:val="17"/>
+          <w:szCs w:val="17"/>
+          <w:lang w:val="en-US" w:eastAsia="zh-CN" w:bidi="ar"/>
+        </w:rPr>
+        <w:t xml:space="preserve">1 </w:t>
+      </w:r>
+    </w:p>
+    <w:p>
+      <w:pPr>
+        <w:keepNext w:val="0"/>
+        <w:keepLines w:val="0"/>
+        <w:widowControl/>
+        <w:suppressLineNumbers w:val="0"/>
+        <w:jc w:val="left"/>
+      </w:pPr>
+      <w:r>
+        <w:rPr>
+          <w:rFonts w:hint="default" w:ascii="SFRM0900" w:hAnsi="SFRM0900" w:eastAsia="SFRM0900" w:cs="SFRM0900"/>
+          <w:color w:val="000000"/>
+          <w:kern w:val="0"/>
+          <w:sz w:val="17"/>
+          <w:szCs w:val="17"/>
+          <w:lang w:val="en-US" w:eastAsia="zh-CN" w:bidi="ar"/>
+        </w:rPr>
+        <w:t xml:space="preserve">3. Bychkovsky, V., Paris, S., Chan, E., Durand, F.: Learning photographic global </w:t>
+      </w:r>
+    </w:p>
+    <w:p>
+      <w:pPr>
+        <w:keepNext w:val="0"/>
+        <w:keepLines w:val="0"/>
+        <w:widowControl/>
+        <w:suppressLineNumbers w:val="0"/>
+        <w:jc w:val="left"/>
+      </w:pPr>
+      <w:r>
+        <w:rPr>
+          <w:rFonts w:hint="default" w:ascii="SFRM0900" w:hAnsi="SFRM0900" w:eastAsia="SFRM0900" w:cs="SFRM0900"/>
+          <w:color w:val="000000"/>
+          <w:kern w:val="0"/>
+          <w:sz w:val="17"/>
+          <w:szCs w:val="17"/>
+          <w:lang w:val="en-US" w:eastAsia="zh-CN" w:bidi="ar"/>
+        </w:rPr>
+        <w:t xml:space="preserve">tonal adjustment with a database of input/output image pairs. In: CVPR 2011. </w:t>
+      </w:r>
+    </w:p>
+    <w:p>
+      <w:pPr>
+        <w:keepNext w:val="0"/>
+        <w:keepLines w:val="0"/>
+        <w:widowControl/>
+        <w:suppressLineNumbers w:val="0"/>
+        <w:jc w:val="left"/>
+      </w:pPr>
+      <w:r>
+        <w:rPr>
+          <w:rFonts w:hint="default" w:ascii="SFRM0900" w:hAnsi="SFRM0900" w:eastAsia="SFRM0900" w:cs="SFRM0900"/>
+          <w:color w:val="000000"/>
+          <w:kern w:val="0"/>
+          <w:sz w:val="17"/>
+          <w:szCs w:val="17"/>
+          <w:lang w:val="en-US" w:eastAsia="zh-CN" w:bidi="ar"/>
+        </w:rPr>
+        <w:t xml:space="preserve">pp. 97–104. IEEE (2011) </w:t>
+      </w:r>
+      <w:r>
+        <w:rPr>
+          <w:rFonts w:hint="default" w:ascii="SFRM0900" w:hAnsi="SFRM0900" w:eastAsia="SFRM0900" w:cs="SFRM0900"/>
+          <w:color w:val="0000FF"/>
+          <w:kern w:val="0"/>
+          <w:sz w:val="17"/>
+          <w:szCs w:val="17"/>
+          <w:lang w:val="en-US" w:eastAsia="zh-CN" w:bidi="ar"/>
+        </w:rPr>
+        <w:t xml:space="preserve">5 </w:t>
+      </w:r>
+    </w:p>
+    <w:p>
+      <w:pPr>
+        <w:keepNext w:val="0"/>
+        <w:keepLines w:val="0"/>
+        <w:widowControl/>
+        <w:suppressLineNumbers w:val="0"/>
+        <w:jc w:val="left"/>
+      </w:pPr>
+      <w:r>
+        <w:rPr>
+          <w:rFonts w:hint="default" w:ascii="SFRM0900" w:hAnsi="SFRM0900" w:eastAsia="SFRM0900" w:cs="SFRM0900"/>
+          <w:color w:val="000000"/>
+          <w:kern w:val="0"/>
+          <w:sz w:val="17"/>
+          <w:szCs w:val="17"/>
+          <w:lang w:val="en-US" w:eastAsia="zh-CN" w:bidi="ar"/>
+        </w:rPr>
+        <w:t xml:space="preserve">4. Cai, B., Xu, X., Jia, K., Qing, C., Tao, D.: Dehazenet: An end-to-end system for </w:t>
+      </w:r>
+    </w:p>
+    <w:p>
+      <w:pPr>
+        <w:keepNext w:val="0"/>
+        <w:keepLines w:val="0"/>
+        <w:widowControl/>
+        <w:suppressLineNumbers w:val="0"/>
+        <w:jc w:val="left"/>
+      </w:pPr>
+      <w:r>
+        <w:rPr>
+          <w:rFonts w:hint="default" w:ascii="SFRM0900" w:hAnsi="SFRM0900" w:eastAsia="SFRM0900" w:cs="SFRM0900"/>
+          <w:color w:val="000000"/>
+          <w:kern w:val="0"/>
+          <w:sz w:val="17"/>
+          <w:szCs w:val="17"/>
+          <w:lang w:val="en-US" w:eastAsia="zh-CN" w:bidi="ar"/>
+        </w:rPr>
+        <w:t xml:space="preserve">single image haze removal. IEEE TIP </w:t>
+      </w:r>
+      <w:r>
+        <w:rPr>
+          <w:rFonts w:ascii="SFBX0900" w:hAnsi="SFBX0900" w:eastAsia="SFBX0900" w:cs="SFBX0900"/>
+          <w:b/>
+          <w:bCs/>
+          <w:color w:val="000000"/>
+          <w:kern w:val="0"/>
+          <w:sz w:val="17"/>
+          <w:szCs w:val="17"/>
+          <w:lang w:val="en-US" w:eastAsia="zh-CN" w:bidi="ar"/>
+        </w:rPr>
+        <w:t>25</w:t>
+      </w:r>
+      <w:r>
+        <w:rPr>
+          <w:rFonts w:hint="default" w:ascii="SFRM0900" w:hAnsi="SFRM0900" w:eastAsia="SFRM0900" w:cs="SFRM0900"/>
+          <w:color w:val="000000"/>
+          <w:kern w:val="0"/>
+          <w:sz w:val="17"/>
+          <w:szCs w:val="17"/>
+          <w:lang w:val="en-US" w:eastAsia="zh-CN" w:bidi="ar"/>
+        </w:rPr>
+        <w:t xml:space="preserve">(11), 5187–5198 (2016) </w:t>
+      </w:r>
+      <w:r>
+        <w:rPr>
+          <w:rFonts w:hint="default" w:ascii="SFRM0900" w:hAnsi="SFRM0900" w:eastAsia="SFRM0900" w:cs="SFRM0900"/>
+          <w:color w:val="0000FF"/>
+          <w:kern w:val="0"/>
+          <w:sz w:val="17"/>
+          <w:szCs w:val="17"/>
+          <w:lang w:val="en-US" w:eastAsia="zh-CN" w:bidi="ar"/>
+        </w:rPr>
+        <w:t>1</w:t>
+      </w:r>
+      <w:r>
+        <w:rPr>
+          <w:rFonts w:hint="default" w:ascii="SFRM0900" w:hAnsi="SFRM0900" w:eastAsia="SFRM0900" w:cs="SFRM0900"/>
+          <w:color w:val="000000"/>
+          <w:kern w:val="0"/>
+          <w:sz w:val="17"/>
+          <w:szCs w:val="17"/>
+          <w:lang w:val="en-US" w:eastAsia="zh-CN" w:bidi="ar"/>
+        </w:rPr>
+        <w:t xml:space="preserve">, </w:t>
+      </w:r>
+      <w:r>
+        <w:rPr>
+          <w:rFonts w:hint="default" w:ascii="SFRM0900" w:hAnsi="SFRM0900" w:eastAsia="SFRM0900" w:cs="SFRM0900"/>
+          <w:color w:val="0000FF"/>
+          <w:kern w:val="0"/>
+          <w:sz w:val="17"/>
+          <w:szCs w:val="17"/>
+          <w:lang w:val="en-US" w:eastAsia="zh-CN" w:bidi="ar"/>
+        </w:rPr>
+        <w:t xml:space="preserve">3 </w:t>
+      </w:r>
+    </w:p>
+    <w:p>
+      <w:pPr>
+        <w:keepNext w:val="0"/>
+        <w:keepLines w:val="0"/>
+        <w:widowControl/>
+        <w:suppressLineNumbers w:val="0"/>
+        <w:jc w:val="left"/>
+      </w:pPr>
+      <w:r>
+        <w:rPr>
+          <w:rFonts w:hint="default" w:ascii="SFRM0900" w:hAnsi="SFRM0900" w:eastAsia="SFRM0900" w:cs="SFRM0900"/>
+          <w:color w:val="000000"/>
+          <w:kern w:val="0"/>
+          <w:sz w:val="17"/>
+          <w:szCs w:val="17"/>
+          <w:lang w:val="en-US" w:eastAsia="zh-CN" w:bidi="ar"/>
+        </w:rPr>
+        <w:t xml:space="preserve">5. Chen, D., He, M., Fan, Q., Liao, J., Zhang, L., Hou, D., Yuan, L., Hua, G.: Gated </w:t>
+      </w:r>
+    </w:p>
+    <w:p>
+      <w:pPr>
+        <w:keepNext w:val="0"/>
+        <w:keepLines w:val="0"/>
+        <w:widowControl/>
+        <w:suppressLineNumbers w:val="0"/>
+        <w:jc w:val="left"/>
+      </w:pPr>
+      <w:r>
+        <w:rPr>
+          <w:rFonts w:hint="default" w:ascii="SFRM0900" w:hAnsi="SFRM0900" w:eastAsia="SFRM0900" w:cs="SFRM0900"/>
+          <w:color w:val="000000"/>
+          <w:kern w:val="0"/>
+          <w:sz w:val="17"/>
+          <w:szCs w:val="17"/>
+          <w:lang w:val="en-US" w:eastAsia="zh-CN" w:bidi="ar"/>
+        </w:rPr>
+        <w:t xml:space="preserve">context aggregation network for image dehazing and deraining. In: WACV. pp. </w:t>
+      </w:r>
+    </w:p>
+    <w:p>
+      <w:pPr>
+        <w:keepNext w:val="0"/>
+        <w:keepLines w:val="0"/>
+        <w:widowControl/>
+        <w:suppressLineNumbers w:val="0"/>
+        <w:jc w:val="left"/>
+      </w:pPr>
+      <w:r>
+        <w:rPr>
+          <w:rFonts w:hint="default" w:ascii="SFRM0900" w:hAnsi="SFRM0900" w:eastAsia="SFRM0900" w:cs="SFRM0900"/>
+          <w:color w:val="000000"/>
+          <w:kern w:val="0"/>
+          <w:sz w:val="17"/>
+          <w:szCs w:val="17"/>
+          <w:lang w:val="en-US" w:eastAsia="zh-CN" w:bidi="ar"/>
+        </w:rPr>
+        <w:t xml:space="preserve">1375–1383 (2019) </w:t>
+      </w:r>
+      <w:r>
+        <w:rPr>
+          <w:rFonts w:hint="default" w:ascii="SFRM0900" w:hAnsi="SFRM0900" w:eastAsia="SFRM0900" w:cs="SFRM0900"/>
+          <w:color w:val="0000FF"/>
+          <w:kern w:val="0"/>
+          <w:sz w:val="17"/>
+          <w:szCs w:val="17"/>
+          <w:lang w:val="en-US" w:eastAsia="zh-CN" w:bidi="ar"/>
+        </w:rPr>
+        <w:t>1</w:t>
+      </w:r>
+      <w:r>
+        <w:rPr>
+          <w:rFonts w:hint="default" w:ascii="SFRM0900" w:hAnsi="SFRM0900" w:eastAsia="SFRM0900" w:cs="SFRM0900"/>
+          <w:color w:val="000000"/>
+          <w:kern w:val="0"/>
+          <w:sz w:val="17"/>
+          <w:szCs w:val="17"/>
+          <w:lang w:val="en-US" w:eastAsia="zh-CN" w:bidi="ar"/>
+        </w:rPr>
+        <w:t xml:space="preserve">, </w:t>
+      </w:r>
+      <w:r>
+        <w:rPr>
+          <w:rFonts w:hint="default" w:ascii="SFRM0900" w:hAnsi="SFRM0900" w:eastAsia="SFRM0900" w:cs="SFRM0900"/>
+          <w:color w:val="0000FF"/>
+          <w:kern w:val="0"/>
+          <w:sz w:val="17"/>
+          <w:szCs w:val="17"/>
+          <w:lang w:val="en-US" w:eastAsia="zh-CN" w:bidi="ar"/>
+        </w:rPr>
+        <w:t xml:space="preserve">3 </w:t>
+      </w:r>
+    </w:p>
+    <w:p>
+      <w:pPr>
+        <w:keepNext w:val="0"/>
+        <w:keepLines w:val="0"/>
+        <w:widowControl/>
+        <w:suppressLineNumbers w:val="0"/>
+        <w:jc w:val="left"/>
+      </w:pPr>
+      <w:r>
+        <w:rPr>
+          <w:rFonts w:hint="default" w:ascii="SFRM0900" w:hAnsi="SFRM0900" w:eastAsia="SFRM0900" w:cs="SFRM0900"/>
+          <w:color w:val="000000"/>
+          <w:kern w:val="0"/>
+          <w:sz w:val="17"/>
+          <w:szCs w:val="17"/>
+          <w:lang w:val="en-US" w:eastAsia="zh-CN" w:bidi="ar"/>
+        </w:rPr>
+        <w:t xml:space="preserve">6. Chen, L., Lu, X., Zhang, J., Chu, X., Chen, C.: Hinet: Half instance normalization </w:t>
+      </w:r>
+    </w:p>
+    <w:p>
+      <w:pPr>
+        <w:keepNext w:val="0"/>
+        <w:keepLines w:val="0"/>
+        <w:widowControl/>
+        <w:suppressLineNumbers w:val="0"/>
+        <w:jc w:val="left"/>
+      </w:pPr>
+      <w:r>
+        <w:rPr>
+          <w:rFonts w:hint="default" w:ascii="SFRM0900" w:hAnsi="SFRM0900" w:eastAsia="SFRM0900" w:cs="SFRM0900"/>
+          <w:color w:val="000000"/>
+          <w:kern w:val="0"/>
+          <w:sz w:val="17"/>
+          <w:szCs w:val="17"/>
+          <w:lang w:val="en-US" w:eastAsia="zh-CN" w:bidi="ar"/>
+        </w:rPr>
+        <w:t xml:space="preserve">network for image restoration. In: CVPR. pp. 182–192 (2021) </w:t>
+      </w:r>
+      <w:r>
+        <w:rPr>
+          <w:rFonts w:hint="default" w:ascii="SFRM0900" w:hAnsi="SFRM0900" w:eastAsia="SFRM0900" w:cs="SFRM0900"/>
+          <w:color w:val="0000FF"/>
+          <w:kern w:val="0"/>
+          <w:sz w:val="17"/>
+          <w:szCs w:val="17"/>
+          <w:lang w:val="en-US" w:eastAsia="zh-CN" w:bidi="ar"/>
+        </w:rPr>
+        <w:t xml:space="preserve">6 </w:t>
+      </w:r>
+    </w:p>
+    <w:p>
+      <w:pPr>
+        <w:keepNext w:val="0"/>
+        <w:keepLines w:val="0"/>
+        <w:widowControl/>
+        <w:suppressLineNumbers w:val="0"/>
+        <w:jc w:val="left"/>
+      </w:pPr>
+      <w:r>
+        <w:rPr>
+          <w:rFonts w:hint="default" w:ascii="SFRM0900" w:hAnsi="SFRM0900" w:eastAsia="SFRM0900" w:cs="SFRM0900"/>
+          <w:color w:val="000000"/>
+          <w:kern w:val="0"/>
+          <w:sz w:val="17"/>
+          <w:szCs w:val="17"/>
+          <w:lang w:val="en-US" w:eastAsia="zh-CN" w:bidi="ar"/>
+        </w:rPr>
+        <w:t xml:space="preserve">7. Chen Wei, Wenjing Wang, W.Y.J.L.: Deep retinex decomposition for low-light </w:t>
+      </w:r>
+    </w:p>
+    <w:p>
+      <w:pPr>
+        <w:keepNext w:val="0"/>
+        <w:keepLines w:val="0"/>
+        <w:widowControl/>
+        <w:suppressLineNumbers w:val="0"/>
+        <w:jc w:val="left"/>
+      </w:pPr>
+      <w:r>
+        <w:rPr>
+          <w:rFonts w:hint="default" w:ascii="SFRM0900" w:hAnsi="SFRM0900" w:eastAsia="SFRM0900" w:cs="SFRM0900"/>
+          <w:color w:val="000000"/>
+          <w:kern w:val="0"/>
+          <w:sz w:val="17"/>
+          <w:szCs w:val="17"/>
+          <w:lang w:val="en-US" w:eastAsia="zh-CN" w:bidi="ar"/>
+        </w:rPr>
+        <w:t xml:space="preserve">enhancement. In: British Machine Vision Conference (2018) </w:t>
+      </w:r>
+      <w:r>
+        <w:rPr>
+          <w:rFonts w:hint="default" w:ascii="SFRM0900" w:hAnsi="SFRM0900" w:eastAsia="SFRM0900" w:cs="SFRM0900"/>
+          <w:color w:val="0000FF"/>
+          <w:kern w:val="0"/>
+          <w:sz w:val="17"/>
+          <w:szCs w:val="17"/>
+          <w:lang w:val="en-US" w:eastAsia="zh-CN" w:bidi="ar"/>
+        </w:rPr>
+        <w:t xml:space="preserve">4 </w:t>
+      </w:r>
+    </w:p>
+    <w:p>
+      <w:pPr>
+        <w:keepNext w:val="0"/>
+        <w:keepLines w:val="0"/>
+        <w:widowControl/>
+        <w:suppressLineNumbers w:val="0"/>
+        <w:jc w:val="left"/>
+      </w:pPr>
+      <w:r>
+        <w:rPr>
+          <w:rFonts w:hint="default" w:ascii="SFRM0900" w:hAnsi="SFRM0900" w:eastAsia="SFRM0900" w:cs="SFRM0900"/>
+          <w:color w:val="000000"/>
+          <w:kern w:val="0"/>
+          <w:sz w:val="17"/>
+          <w:szCs w:val="17"/>
+          <w:lang w:val="en-US" w:eastAsia="zh-CN" w:bidi="ar"/>
+        </w:rPr>
+        <w:t xml:space="preserve">8. Cui, Y., Tao, Y., Bing, Z., Ren, W., Gao, X., Cao, X., Huang, K., Knoll, A.: </w:t>
+      </w:r>
+    </w:p>
+    <w:p>
+      <w:pPr>
+        <w:keepNext w:val="0"/>
+        <w:keepLines w:val="0"/>
+        <w:widowControl/>
+        <w:suppressLineNumbers w:val="0"/>
+        <w:jc w:val="left"/>
+      </w:pPr>
+      <w:r>
+        <w:rPr>
+          <w:rFonts w:hint="default" w:ascii="SFRM0900" w:hAnsi="SFRM0900" w:eastAsia="SFRM0900" w:cs="SFRM0900"/>
+          <w:color w:val="000000"/>
+          <w:kern w:val="0"/>
+          <w:sz w:val="17"/>
+          <w:szCs w:val="17"/>
+          <w:lang w:val="en-US" w:eastAsia="zh-CN" w:bidi="ar"/>
+        </w:rPr>
+        <w:t xml:space="preserve">Selective frequency network for image restoration. In: ICLR (2022) </w:t>
+      </w:r>
+      <w:r>
+        <w:rPr>
+          <w:rFonts w:hint="default" w:ascii="SFRM0900" w:hAnsi="SFRM0900" w:eastAsia="SFRM0900" w:cs="SFRM0900"/>
+          <w:color w:val="0000FF"/>
+          <w:kern w:val="0"/>
+          <w:sz w:val="17"/>
+          <w:szCs w:val="17"/>
+          <w:lang w:val="en-US" w:eastAsia="zh-CN" w:bidi="ar"/>
+        </w:rPr>
+        <w:t xml:space="preserve">6 </w:t>
+      </w:r>
+    </w:p>
+    <w:p>
+      <w:pPr>
+        <w:keepNext w:val="0"/>
+        <w:keepLines w:val="0"/>
+        <w:widowControl/>
+        <w:suppressLineNumbers w:val="0"/>
+        <w:jc w:val="left"/>
+      </w:pPr>
+      <w:r>
+        <w:rPr>
+          <w:rFonts w:hint="default" w:ascii="SFRM0900" w:hAnsi="SFRM0900" w:eastAsia="SFRM0900" w:cs="SFRM0900"/>
+          <w:color w:val="000000"/>
+          <w:kern w:val="0"/>
+          <w:sz w:val="17"/>
+          <w:szCs w:val="17"/>
+          <w:lang w:val="en-US" w:eastAsia="zh-CN" w:bidi="ar"/>
+        </w:rPr>
+        <w:t xml:space="preserve">9. Deng, Q., Huang, Z., Tsai, C.C., Lin, C.W.: Hardgan: A haze-aware representation </w:t>
+      </w:r>
+    </w:p>
+    <w:p>
+      <w:pPr>
+        <w:keepNext w:val="0"/>
+        <w:keepLines w:val="0"/>
+        <w:widowControl/>
+        <w:suppressLineNumbers w:val="0"/>
+        <w:jc w:val="left"/>
+      </w:pPr>
+      <w:r>
+        <w:rPr>
+          <w:rFonts w:hint="default" w:ascii="SFRM0900" w:hAnsi="SFRM0900" w:eastAsia="SFRM0900" w:cs="SFRM0900"/>
+          <w:color w:val="000000"/>
+          <w:kern w:val="0"/>
+          <w:sz w:val="17"/>
+          <w:szCs w:val="17"/>
+          <w:lang w:val="en-US" w:eastAsia="zh-CN" w:bidi="ar"/>
+        </w:rPr>
+        <w:t xml:space="preserve">distillation gan for single image dehazing. In: ECCV. pp. 722–738. Springer (2020) </w:t>
+      </w:r>
+    </w:p>
+    <w:p>
+      <w:pPr>
+        <w:keepNext w:val="0"/>
+        <w:keepLines w:val="0"/>
+        <w:widowControl/>
+        <w:suppressLineNumbers w:val="0"/>
+        <w:jc w:val="left"/>
+      </w:pPr>
+      <w:r>
+        <w:rPr>
+          <w:rFonts w:hint="default" w:ascii="SFRM0900" w:hAnsi="SFRM0900" w:eastAsia="SFRM0900" w:cs="SFRM0900"/>
+          <w:color w:val="0000FF"/>
+          <w:kern w:val="0"/>
+          <w:sz w:val="17"/>
+          <w:szCs w:val="17"/>
+          <w:lang w:val="en-US" w:eastAsia="zh-CN" w:bidi="ar"/>
+        </w:rPr>
+        <w:t xml:space="preserve">1 </w:t>
+      </w:r>
+    </w:p>
+    <w:p>
+      <w:pPr>
+        <w:keepNext w:val="0"/>
+        <w:keepLines w:val="0"/>
+        <w:widowControl/>
+        <w:suppressLineNumbers w:val="0"/>
+        <w:jc w:val="left"/>
+      </w:pPr>
+      <w:r>
+        <w:rPr>
+          <w:rFonts w:hint="default" w:ascii="SFRM0900" w:hAnsi="SFRM0900" w:eastAsia="SFRM0900" w:cs="SFRM0900"/>
+          <w:color w:val="000000"/>
+          <w:kern w:val="0"/>
+          <w:sz w:val="17"/>
+          <w:szCs w:val="17"/>
+          <w:lang w:val="en-US" w:eastAsia="zh-CN" w:bidi="ar"/>
+        </w:rPr>
+        <w:t xml:space="preserve">10. Dong, H., Pan, J., Xiang, L., Hu, Z., Zhang, X., Wang, F., Yang, M.H.: Multi-scale </w:t>
+      </w:r>
+    </w:p>
+    <w:p>
+      <w:pPr>
+        <w:keepNext w:val="0"/>
+        <w:keepLines w:val="0"/>
+        <w:widowControl/>
+        <w:suppressLineNumbers w:val="0"/>
+        <w:jc w:val="left"/>
+      </w:pPr>
+      <w:r>
+        <w:rPr>
+          <w:rFonts w:hint="default" w:ascii="SFRM0900" w:hAnsi="SFRM0900" w:eastAsia="SFRM0900" w:cs="SFRM0900"/>
+          <w:color w:val="000000"/>
+          <w:kern w:val="0"/>
+          <w:sz w:val="17"/>
+          <w:szCs w:val="17"/>
+          <w:lang w:val="en-US" w:eastAsia="zh-CN" w:bidi="ar"/>
+        </w:rPr>
+        <w:t xml:space="preserve">boosted dehazing network with dense feature fusion. In: CVPR. pp. 2157–2167 </w:t>
+      </w:r>
+    </w:p>
+    <w:p>
+      <w:pPr>
+        <w:keepNext w:val="0"/>
+        <w:keepLines w:val="0"/>
+        <w:widowControl/>
+        <w:suppressLineNumbers w:val="0"/>
+        <w:jc w:val="left"/>
+      </w:pPr>
+      <w:r>
+        <w:rPr>
+          <w:rFonts w:hint="default" w:ascii="SFRM0900" w:hAnsi="SFRM0900" w:eastAsia="SFRM0900" w:cs="SFRM0900"/>
+          <w:color w:val="000000"/>
+          <w:kern w:val="0"/>
+          <w:sz w:val="17"/>
+          <w:szCs w:val="17"/>
+          <w:lang w:val="en-US" w:eastAsia="zh-CN" w:bidi="ar"/>
+        </w:rPr>
+        <w:t xml:space="preserve">(2020) </w:t>
+      </w:r>
+      <w:r>
+        <w:rPr>
+          <w:rFonts w:hint="default" w:ascii="SFRM0900" w:hAnsi="SFRM0900" w:eastAsia="SFRM0900" w:cs="SFRM0900"/>
+          <w:color w:val="0000FF"/>
+          <w:kern w:val="0"/>
+          <w:sz w:val="17"/>
+          <w:szCs w:val="17"/>
+          <w:lang w:val="en-US" w:eastAsia="zh-CN" w:bidi="ar"/>
+        </w:rPr>
+        <w:t>1</w:t>
+      </w:r>
+      <w:r>
+        <w:rPr>
+          <w:rFonts w:hint="default" w:ascii="SFRM0900" w:hAnsi="SFRM0900" w:eastAsia="SFRM0900" w:cs="SFRM0900"/>
+          <w:color w:val="000000"/>
+          <w:kern w:val="0"/>
+          <w:sz w:val="17"/>
+          <w:szCs w:val="17"/>
+          <w:lang w:val="en-US" w:eastAsia="zh-CN" w:bidi="ar"/>
+        </w:rPr>
+        <w:t xml:space="preserve">, </w:t>
+      </w:r>
+      <w:r>
+        <w:rPr>
+          <w:rFonts w:hint="default" w:ascii="SFRM0900" w:hAnsi="SFRM0900" w:eastAsia="SFRM0900" w:cs="SFRM0900"/>
+          <w:color w:val="0000FF"/>
+          <w:kern w:val="0"/>
+          <w:sz w:val="17"/>
+          <w:szCs w:val="17"/>
+          <w:lang w:val="en-US" w:eastAsia="zh-CN" w:bidi="ar"/>
+        </w:rPr>
+        <w:t xml:space="preserve">3 </w:t>
+      </w:r>
+    </w:p>
+    <w:p>
+      <w:pPr>
+        <w:keepNext w:val="0"/>
+        <w:keepLines w:val="0"/>
+        <w:widowControl/>
+        <w:suppressLineNumbers w:val="0"/>
+        <w:jc w:val="left"/>
+      </w:pPr>
+      <w:r>
+        <w:rPr>
+          <w:rFonts w:hint="default" w:ascii="SFRM0900" w:hAnsi="SFRM0900" w:eastAsia="SFRM0900" w:cs="SFRM0900"/>
+          <w:color w:val="000000"/>
+          <w:kern w:val="0"/>
+          <w:sz w:val="17"/>
+          <w:szCs w:val="17"/>
+          <w:lang w:val="en-US" w:eastAsia="zh-CN" w:bidi="ar"/>
+        </w:rPr>
+        <w:t xml:space="preserve">11. Dong, J., Pan, J.: Physics-based feature dehazing networks. In: ECCV. pp. 188– </w:t>
+      </w:r>
+    </w:p>
+    <w:p>
+      <w:pPr>
+        <w:keepNext w:val="0"/>
+        <w:keepLines w:val="0"/>
+        <w:widowControl/>
+        <w:suppressLineNumbers w:val="0"/>
+        <w:jc w:val="left"/>
+      </w:pPr>
+      <w:r>
+        <w:rPr>
+          <w:rFonts w:hint="default" w:ascii="SFRM0900" w:hAnsi="SFRM0900" w:eastAsia="SFRM0900" w:cs="SFRM0900"/>
+          <w:color w:val="000000"/>
+          <w:kern w:val="0"/>
+          <w:sz w:val="17"/>
+          <w:szCs w:val="17"/>
+          <w:lang w:val="en-US" w:eastAsia="zh-CN" w:bidi="ar"/>
+        </w:rPr>
+        <w:t xml:space="preserve">204. Springer (2020) </w:t>
+      </w:r>
+      <w:r>
+        <w:rPr>
+          <w:rFonts w:hint="default" w:ascii="SFRM0900" w:hAnsi="SFRM0900" w:eastAsia="SFRM0900" w:cs="SFRM0900"/>
+          <w:color w:val="0000FF"/>
+          <w:kern w:val="0"/>
+          <w:sz w:val="17"/>
+          <w:szCs w:val="17"/>
+          <w:lang w:val="en-US" w:eastAsia="zh-CN" w:bidi="ar"/>
+        </w:rPr>
+        <w:t>1</w:t>
+      </w:r>
+      <w:r>
+        <w:rPr>
+          <w:rFonts w:hint="default" w:ascii="SFRM0900" w:hAnsi="SFRM0900" w:eastAsia="SFRM0900" w:cs="SFRM0900"/>
+          <w:color w:val="000000"/>
+          <w:kern w:val="0"/>
+          <w:sz w:val="17"/>
+          <w:szCs w:val="17"/>
+          <w:lang w:val="en-US" w:eastAsia="zh-CN" w:bidi="ar"/>
+        </w:rPr>
+        <w:t xml:space="preserve">, </w:t>
+      </w:r>
+      <w:r>
+        <w:rPr>
+          <w:rFonts w:hint="default" w:ascii="SFRM0900" w:hAnsi="SFRM0900" w:eastAsia="SFRM0900" w:cs="SFRM0900"/>
+          <w:color w:val="0000FF"/>
+          <w:kern w:val="0"/>
+          <w:sz w:val="17"/>
+          <w:szCs w:val="17"/>
+          <w:lang w:val="en-US" w:eastAsia="zh-CN" w:bidi="ar"/>
+        </w:rPr>
+        <w:t xml:space="preserve">3 </w:t>
+      </w:r>
+    </w:p>
+    <w:p>
+      <w:pPr>
+        <w:keepNext w:val="0"/>
+        <w:keepLines w:val="0"/>
+        <w:widowControl/>
+        <w:suppressLineNumbers w:val="0"/>
+        <w:jc w:val="left"/>
+      </w:pPr>
+      <w:r>
+        <w:rPr>
+          <w:rFonts w:hint="default" w:ascii="SFRM0900" w:hAnsi="SFRM0900" w:eastAsia="SFRM0900" w:cs="SFRM0900"/>
+          <w:color w:val="000000"/>
+          <w:kern w:val="0"/>
+          <w:sz w:val="17"/>
+          <w:szCs w:val="17"/>
+          <w:lang w:val="en-US" w:eastAsia="zh-CN" w:bidi="ar"/>
+        </w:rPr>
+        <w:t xml:space="preserve">12. Fattal, R.: Dehazing using color-lines. ACM TOG </w:t>
+      </w:r>
+      <w:r>
+        <w:rPr>
+          <w:rFonts w:hint="default" w:ascii="SFBX0900" w:hAnsi="SFBX0900" w:eastAsia="SFBX0900" w:cs="SFBX0900"/>
+          <w:b/>
+          <w:bCs/>
+          <w:color w:val="000000"/>
+          <w:kern w:val="0"/>
+          <w:sz w:val="17"/>
+          <w:szCs w:val="17"/>
+          <w:lang w:val="en-US" w:eastAsia="zh-CN" w:bidi="ar"/>
+        </w:rPr>
+        <w:t>34</w:t>
+      </w:r>
+      <w:r>
+        <w:rPr>
+          <w:rFonts w:hint="default" w:ascii="SFRM0900" w:hAnsi="SFRM0900" w:eastAsia="SFRM0900" w:cs="SFRM0900"/>
+          <w:color w:val="000000"/>
+          <w:kern w:val="0"/>
+          <w:sz w:val="17"/>
+          <w:szCs w:val="17"/>
+          <w:lang w:val="en-US" w:eastAsia="zh-CN" w:bidi="ar"/>
+        </w:rPr>
+        <w:t xml:space="preserve">(1), 1–14 (2014) </w:t>
+      </w:r>
+      <w:r>
+        <w:rPr>
+          <w:rFonts w:hint="default" w:ascii="SFRM0900" w:hAnsi="SFRM0900" w:eastAsia="SFRM0900" w:cs="SFRM0900"/>
+          <w:color w:val="0000FF"/>
+          <w:kern w:val="0"/>
+          <w:sz w:val="17"/>
+          <w:szCs w:val="17"/>
+          <w:lang w:val="en-US" w:eastAsia="zh-CN" w:bidi="ar"/>
+        </w:rPr>
+        <w:t xml:space="preserve">1 </w:t>
+      </w:r>
+    </w:p>
+    <w:p>
+      <w:pPr>
+        <w:keepNext w:val="0"/>
+        <w:keepLines w:val="0"/>
+        <w:widowControl/>
+        <w:suppressLineNumbers w:val="0"/>
+        <w:jc w:val="left"/>
+      </w:pPr>
+      <w:r>
+        <w:rPr>
+          <w:rFonts w:hint="default" w:ascii="SFRM0900" w:hAnsi="SFRM0900" w:eastAsia="SFRM0900" w:cs="SFRM0900"/>
+          <w:color w:val="000000"/>
+          <w:kern w:val="0"/>
+          <w:sz w:val="17"/>
+          <w:szCs w:val="17"/>
+          <w:lang w:val="en-US" w:eastAsia="zh-CN" w:bidi="ar"/>
+        </w:rPr>
+        <w:t xml:space="preserve">13. Fu, X., Huang, J., Ding, X., Liao, Y., Paisley, J.: Clearing the skies: A deep network </w:t>
+      </w:r>
+    </w:p>
+    <w:p>
+      <w:pPr>
+        <w:keepNext w:val="0"/>
+        <w:keepLines w:val="0"/>
+        <w:widowControl/>
+        <w:suppressLineNumbers w:val="0"/>
+        <w:jc w:val="left"/>
+      </w:pPr>
+      <w:r>
+        <w:rPr>
+          <w:rFonts w:hint="default" w:ascii="SFRM0900" w:hAnsi="SFRM0900" w:eastAsia="SFRM0900" w:cs="SFRM0900"/>
+          <w:color w:val="000000"/>
+          <w:kern w:val="0"/>
+          <w:sz w:val="17"/>
+          <w:szCs w:val="17"/>
+          <w:lang w:val="en-US" w:eastAsia="zh-CN" w:bidi="ar"/>
+        </w:rPr>
+        <w:t xml:space="preserve">architecture for single-image rain removal. TIP </w:t>
+      </w:r>
+      <w:r>
+        <w:rPr>
+          <w:rFonts w:hint="default" w:ascii="SFBX0900" w:hAnsi="SFBX0900" w:eastAsia="SFBX0900" w:cs="SFBX0900"/>
+          <w:b/>
+          <w:bCs/>
+          <w:color w:val="000000"/>
+          <w:kern w:val="0"/>
+          <w:sz w:val="17"/>
+          <w:szCs w:val="17"/>
+          <w:lang w:val="en-US" w:eastAsia="zh-CN" w:bidi="ar"/>
+        </w:rPr>
+        <w:t>26</w:t>
+      </w:r>
+      <w:r>
+        <w:rPr>
+          <w:rFonts w:hint="default" w:ascii="SFRM0900" w:hAnsi="SFRM0900" w:eastAsia="SFRM0900" w:cs="SFRM0900"/>
+          <w:color w:val="000000"/>
+          <w:kern w:val="0"/>
+          <w:sz w:val="17"/>
+          <w:szCs w:val="17"/>
+          <w:lang w:val="en-US" w:eastAsia="zh-CN" w:bidi="ar"/>
+        </w:rPr>
+        <w:t xml:space="preserve">(6), 2944–2956 (2017) </w:t>
+      </w:r>
+      <w:r>
+        <w:rPr>
+          <w:rFonts w:hint="default" w:ascii="SFRM0900" w:hAnsi="SFRM0900" w:eastAsia="SFRM0900" w:cs="SFRM0900"/>
+          <w:color w:val="0000FF"/>
+          <w:kern w:val="0"/>
+          <w:sz w:val="17"/>
+          <w:szCs w:val="17"/>
+          <w:lang w:val="en-US" w:eastAsia="zh-CN" w:bidi="ar"/>
+        </w:rPr>
+        <w:t xml:space="preserve">6 </w:t>
+      </w:r>
+    </w:p>
+    <w:p>
+      <w:pPr>
+        <w:keepNext w:val="0"/>
+        <w:keepLines w:val="0"/>
+        <w:widowControl/>
+        <w:suppressLineNumbers w:val="0"/>
+        <w:jc w:val="left"/>
+      </w:pPr>
+      <w:r>
+        <w:rPr>
+          <w:rFonts w:hint="default" w:ascii="SFRM0900" w:hAnsi="SFRM0900" w:eastAsia="SFRM0900" w:cs="SFRM0900"/>
+          <w:color w:val="000000"/>
+          <w:kern w:val="0"/>
+          <w:sz w:val="17"/>
+          <w:szCs w:val="17"/>
+          <w:lang w:val="en-US" w:eastAsia="zh-CN" w:bidi="ar"/>
+        </w:rPr>
+        <w:t xml:space="preserve">14. Fu, X., Huang, J., Zeng, D., Huang, Y., Ding, X., Paisley, J.: Removing rain from </w:t>
+      </w:r>
+    </w:p>
+    <w:p>
+      <w:pPr>
+        <w:keepNext w:val="0"/>
+        <w:keepLines w:val="0"/>
+        <w:widowControl/>
+        <w:suppressLineNumbers w:val="0"/>
+        <w:jc w:val="left"/>
+      </w:pPr>
+      <w:r>
+        <w:rPr>
+          <w:rFonts w:hint="default" w:ascii="SFRM0900" w:hAnsi="SFRM0900" w:eastAsia="SFRM0900" w:cs="SFRM0900"/>
+          <w:color w:val="000000"/>
+          <w:kern w:val="0"/>
+          <w:sz w:val="17"/>
+          <w:szCs w:val="17"/>
+          <w:lang w:val="en-US" w:eastAsia="zh-CN" w:bidi="ar"/>
+        </w:rPr>
+        <w:t xml:space="preserve">single images via a deep detail network. In: CVPR. pp. 3855–3863 (2017) </w:t>
+      </w:r>
+      <w:r>
+        <w:rPr>
+          <w:rFonts w:hint="default" w:ascii="SFRM0900" w:hAnsi="SFRM0900" w:eastAsia="SFRM0900" w:cs="SFRM0900"/>
+          <w:color w:val="0000FF"/>
+          <w:kern w:val="0"/>
+          <w:sz w:val="17"/>
+          <w:szCs w:val="17"/>
+          <w:lang w:val="en-US" w:eastAsia="zh-CN" w:bidi="ar"/>
+        </w:rPr>
+        <w:t>6</w:t>
+      </w:r>
+      <w:r>
+        <w:rPr>
+          <w:rFonts w:hint="default" w:ascii="SFRM0900" w:hAnsi="SFRM0900" w:eastAsia="SFRM0900" w:cs="SFRM0900"/>
+          <w:color w:val="000000"/>
+          <w:kern w:val="0"/>
+          <w:sz w:val="17"/>
+          <w:szCs w:val="17"/>
+          <w:lang w:val="en-US" w:eastAsia="zh-CN" w:bidi="ar"/>
+        </w:rPr>
+        <w:t xml:space="preserve">8 Zhuoran Zheng and Chen Wu </w:t>
+      </w:r>
+    </w:p>
+    <w:p>
+      <w:pPr>
+        <w:keepNext w:val="0"/>
+        <w:keepLines w:val="0"/>
+        <w:widowControl/>
+        <w:suppressLineNumbers w:val="0"/>
+        <w:jc w:val="left"/>
+      </w:pPr>
+      <w:r>
+        <w:rPr>
+          <w:rFonts w:hint="default" w:ascii="SFRM0900" w:hAnsi="SFRM0900" w:eastAsia="SFRM0900" w:cs="SFRM0900"/>
+          <w:color w:val="000000"/>
+          <w:kern w:val="0"/>
+          <w:sz w:val="17"/>
+          <w:szCs w:val="17"/>
+          <w:lang w:val="en-US" w:eastAsia="zh-CN" w:bidi="ar"/>
+        </w:rPr>
+        <w:t xml:space="preserve">15. Goel, K., Gu, A., Donahue, C., Ré, C.: It’s raw! audio generation with state-space </w:t>
+      </w:r>
+    </w:p>
+    <w:p>
+      <w:pPr>
+        <w:keepNext w:val="0"/>
+        <w:keepLines w:val="0"/>
+        <w:widowControl/>
+        <w:suppressLineNumbers w:val="0"/>
+        <w:jc w:val="left"/>
+      </w:pPr>
+      <w:r>
+        <w:rPr>
+          <w:rFonts w:hint="default" w:ascii="SFRM0900" w:hAnsi="SFRM0900" w:eastAsia="SFRM0900" w:cs="SFRM0900"/>
+          <w:color w:val="000000"/>
+          <w:kern w:val="0"/>
+          <w:sz w:val="17"/>
+          <w:szCs w:val="17"/>
+          <w:lang w:val="en-US" w:eastAsia="zh-CN" w:bidi="ar"/>
+        </w:rPr>
+        <w:t xml:space="preserve">models. In: International Conference on Machine Learning. pp. 7616–7633 (2022) </w:t>
+      </w:r>
+    </w:p>
+    <w:p>
+      <w:pPr>
+        <w:keepNext w:val="0"/>
+        <w:keepLines w:val="0"/>
+        <w:widowControl/>
+        <w:suppressLineNumbers w:val="0"/>
+        <w:jc w:val="left"/>
+      </w:pPr>
+      <w:r>
+        <w:rPr>
+          <w:rFonts w:hint="default" w:ascii="SFRM0900" w:hAnsi="SFRM0900" w:eastAsia="SFRM0900" w:cs="SFRM0900"/>
+          <w:color w:val="0000FF"/>
+          <w:kern w:val="0"/>
+          <w:sz w:val="17"/>
+          <w:szCs w:val="17"/>
+          <w:lang w:val="en-US" w:eastAsia="zh-CN" w:bidi="ar"/>
+        </w:rPr>
+        <w:t xml:space="preserve">2 </w:t>
+      </w:r>
+    </w:p>
+    <w:p>
+      <w:pPr>
+        <w:keepNext w:val="0"/>
+        <w:keepLines w:val="0"/>
+        <w:widowControl/>
+        <w:suppressLineNumbers w:val="0"/>
+        <w:jc w:val="left"/>
+      </w:pPr>
+      <w:r>
+        <w:rPr>
+          <w:rFonts w:hint="default" w:ascii="SFRM0900" w:hAnsi="SFRM0900" w:eastAsia="SFRM0900" w:cs="SFRM0900"/>
+          <w:color w:val="000000"/>
+          <w:kern w:val="0"/>
+          <w:sz w:val="17"/>
+          <w:szCs w:val="17"/>
+          <w:lang w:val="en-US" w:eastAsia="zh-CN" w:bidi="ar"/>
+        </w:rPr>
+        <w:t xml:space="preserve">16. Gu, A.: Modeling Sequences with Structured State Spaces. Phd thesis, Stanford </w:t>
+      </w:r>
+    </w:p>
+    <w:p>
+      <w:pPr>
+        <w:keepNext w:val="0"/>
+        <w:keepLines w:val="0"/>
+        <w:widowControl/>
+        <w:suppressLineNumbers w:val="0"/>
+        <w:jc w:val="left"/>
+      </w:pPr>
+      <w:r>
+        <w:rPr>
+          <w:rFonts w:hint="default" w:ascii="SFRM0900" w:hAnsi="SFRM0900" w:eastAsia="SFRM0900" w:cs="SFRM0900"/>
+          <w:color w:val="000000"/>
+          <w:kern w:val="0"/>
+          <w:sz w:val="17"/>
+          <w:szCs w:val="17"/>
+          <w:lang w:val="en-US" w:eastAsia="zh-CN" w:bidi="ar"/>
+        </w:rPr>
+        <w:t xml:space="preserve">University (2023), proQuest Document ID: 2880853867 </w:t>
+      </w:r>
+      <w:r>
+        <w:rPr>
+          <w:rFonts w:hint="default" w:ascii="SFRM0900" w:hAnsi="SFRM0900" w:eastAsia="SFRM0900" w:cs="SFRM0900"/>
+          <w:color w:val="0000FF"/>
+          <w:kern w:val="0"/>
+          <w:sz w:val="17"/>
+          <w:szCs w:val="17"/>
+          <w:lang w:val="en-US" w:eastAsia="zh-CN" w:bidi="ar"/>
+        </w:rPr>
+        <w:t xml:space="preserve">2 </w:t>
+      </w:r>
+    </w:p>
+    <w:p>
+      <w:pPr>
+        <w:keepNext w:val="0"/>
+        <w:keepLines w:val="0"/>
+        <w:widowControl/>
+        <w:suppressLineNumbers w:val="0"/>
+        <w:jc w:val="left"/>
+      </w:pPr>
+      <w:r>
+        <w:rPr>
+          <w:rFonts w:hint="default" w:ascii="SFRM0900" w:hAnsi="SFRM0900" w:eastAsia="SFRM0900" w:cs="SFRM0900"/>
+          <w:color w:val="000000"/>
+          <w:kern w:val="0"/>
+          <w:sz w:val="17"/>
+          <w:szCs w:val="17"/>
+          <w:lang w:val="en-US" w:eastAsia="zh-CN" w:bidi="ar"/>
+        </w:rPr>
+        <w:t xml:space="preserve">17. Gu, A., Dao, T.: Mamba: Linear-time sequence modeling with selective state </w:t>
+      </w:r>
+    </w:p>
+    <w:p>
+      <w:pPr>
+        <w:keepNext w:val="0"/>
+        <w:keepLines w:val="0"/>
+        <w:widowControl/>
+        <w:suppressLineNumbers w:val="0"/>
+        <w:jc w:val="left"/>
+      </w:pPr>
+      <w:r>
+        <w:rPr>
+          <w:rFonts w:hint="default" w:ascii="SFRM0900" w:hAnsi="SFRM0900" w:eastAsia="SFRM0900" w:cs="SFRM0900"/>
+          <w:color w:val="000000"/>
+          <w:kern w:val="0"/>
+          <w:sz w:val="17"/>
+          <w:szCs w:val="17"/>
+          <w:lang w:val="en-US" w:eastAsia="zh-CN" w:bidi="ar"/>
+        </w:rPr>
+        <w:t xml:space="preserve">spaces. arXiv preprint arXiv:2312.00752 (2023) </w:t>
+      </w:r>
+      <w:r>
+        <w:rPr>
+          <w:rFonts w:hint="default" w:ascii="SFRM0900" w:hAnsi="SFRM0900" w:eastAsia="SFRM0900" w:cs="SFRM0900"/>
+          <w:color w:val="0000FF"/>
+          <w:kern w:val="0"/>
+          <w:sz w:val="17"/>
+          <w:szCs w:val="17"/>
+          <w:lang w:val="en-US" w:eastAsia="zh-CN" w:bidi="ar"/>
+        </w:rPr>
+        <w:t>2</w:t>
+      </w:r>
+      <w:r>
+        <w:rPr>
+          <w:rFonts w:hint="default" w:ascii="SFRM0900" w:hAnsi="SFRM0900" w:eastAsia="SFRM0900" w:cs="SFRM0900"/>
+          <w:color w:val="000000"/>
+          <w:kern w:val="0"/>
+          <w:sz w:val="17"/>
+          <w:szCs w:val="17"/>
+          <w:lang w:val="en-US" w:eastAsia="zh-CN" w:bidi="ar"/>
+        </w:rPr>
+        <w:t xml:space="preserve">, </w:t>
+      </w:r>
+      <w:r>
+        <w:rPr>
+          <w:rFonts w:hint="default" w:ascii="SFRM0900" w:hAnsi="SFRM0900" w:eastAsia="SFRM0900" w:cs="SFRM0900"/>
+          <w:color w:val="0000FF"/>
+          <w:kern w:val="0"/>
+          <w:sz w:val="17"/>
+          <w:szCs w:val="17"/>
+          <w:lang w:val="en-US" w:eastAsia="zh-CN" w:bidi="ar"/>
+        </w:rPr>
+        <w:t xml:space="preserve">3 </w:t>
+      </w:r>
+    </w:p>
+    <w:p>
+      <w:pPr>
+        <w:keepNext w:val="0"/>
+        <w:keepLines w:val="0"/>
+        <w:widowControl/>
+        <w:suppressLineNumbers w:val="0"/>
+        <w:jc w:val="left"/>
+      </w:pPr>
+      <w:r>
+        <w:rPr>
+          <w:rFonts w:hint="default" w:ascii="SFRM0900" w:hAnsi="SFRM0900" w:eastAsia="SFRM0900" w:cs="SFRM0900"/>
+          <w:color w:val="000000"/>
+          <w:kern w:val="0"/>
+          <w:sz w:val="17"/>
+          <w:szCs w:val="17"/>
+          <w:lang w:val="en-US" w:eastAsia="zh-CN" w:bidi="ar"/>
+        </w:rPr>
+        <w:t xml:space="preserve">18. Gu, A., Goel, K., Re, C.: Efficiently modeling long sequences with structured state </w:t>
+      </w:r>
+    </w:p>
+    <w:p>
+      <w:pPr>
+        <w:keepNext w:val="0"/>
+        <w:keepLines w:val="0"/>
+        <w:widowControl/>
+        <w:suppressLineNumbers w:val="0"/>
+        <w:jc w:val="left"/>
+      </w:pPr>
+      <w:r>
+        <w:rPr>
+          <w:rFonts w:hint="default" w:ascii="SFRM0900" w:hAnsi="SFRM0900" w:eastAsia="SFRM0900" w:cs="SFRM0900"/>
+          <w:color w:val="000000"/>
+          <w:kern w:val="0"/>
+          <w:sz w:val="17"/>
+          <w:szCs w:val="17"/>
+          <w:lang w:val="en-US" w:eastAsia="zh-CN" w:bidi="ar"/>
+        </w:rPr>
+        <w:t xml:space="preserve">spaces. In: International Conference on Learning Representations (2021) </w:t>
+      </w:r>
+      <w:r>
+        <w:rPr>
+          <w:rFonts w:hint="default" w:ascii="SFRM0900" w:hAnsi="SFRM0900" w:eastAsia="SFRM0900" w:cs="SFRM0900"/>
+          <w:color w:val="0000FF"/>
+          <w:kern w:val="0"/>
+          <w:sz w:val="17"/>
+          <w:szCs w:val="17"/>
+          <w:lang w:val="en-US" w:eastAsia="zh-CN" w:bidi="ar"/>
+        </w:rPr>
+        <w:t xml:space="preserve">2 </w:t>
+      </w:r>
+    </w:p>
+    <w:p>
+      <w:pPr>
+        <w:keepNext w:val="0"/>
+        <w:keepLines w:val="0"/>
+        <w:widowControl/>
+        <w:suppressLineNumbers w:val="0"/>
+        <w:jc w:val="left"/>
+      </w:pPr>
+      <w:r>
+        <w:rPr>
+          <w:rFonts w:hint="default" w:ascii="SFRM0900" w:hAnsi="SFRM0900" w:eastAsia="SFRM0900" w:cs="SFRM0900"/>
+          <w:color w:val="000000"/>
+          <w:kern w:val="0"/>
+          <w:sz w:val="17"/>
+          <w:szCs w:val="17"/>
+          <w:lang w:val="en-US" w:eastAsia="zh-CN" w:bidi="ar"/>
+        </w:rPr>
+        <w:t xml:space="preserve">19. Gu, A., Johnson, I., Goel, K., Saab, K., Dao, T., Rudra, A., Ré, C.: Combining </w:t>
+      </w:r>
+    </w:p>
+    <w:p>
+      <w:pPr>
+        <w:keepNext w:val="0"/>
+        <w:keepLines w:val="0"/>
+        <w:widowControl/>
+        <w:suppressLineNumbers w:val="0"/>
+        <w:jc w:val="left"/>
+      </w:pPr>
+      <w:r>
+        <w:rPr>
+          <w:rFonts w:hint="default" w:ascii="SFRM0900" w:hAnsi="SFRM0900" w:eastAsia="SFRM0900" w:cs="SFRM0900"/>
+          <w:color w:val="000000"/>
+          <w:kern w:val="0"/>
+          <w:sz w:val="17"/>
+          <w:szCs w:val="17"/>
+          <w:lang w:val="en-US" w:eastAsia="zh-CN" w:bidi="ar"/>
+        </w:rPr>
+        <w:t xml:space="preserve">recurrent, convolutional, and continuous-time models with linear state space layers. </w:t>
+      </w:r>
+    </w:p>
+    <w:p>
+      <w:pPr>
+        <w:keepNext w:val="0"/>
+        <w:keepLines w:val="0"/>
+        <w:widowControl/>
+        <w:suppressLineNumbers w:val="0"/>
+        <w:jc w:val="left"/>
+      </w:pPr>
+      <w:r>
+        <w:rPr>
+          <w:rFonts w:hint="default" w:ascii="SFRM0900" w:hAnsi="SFRM0900" w:eastAsia="SFRM0900" w:cs="SFRM0900"/>
+          <w:color w:val="000000"/>
+          <w:kern w:val="0"/>
+          <w:sz w:val="17"/>
+          <w:szCs w:val="17"/>
+          <w:lang w:val="en-US" w:eastAsia="zh-CN" w:bidi="ar"/>
+        </w:rPr>
+        <w:t xml:space="preserve">Advances in Neural Information Processing Systems </w:t>
+      </w:r>
+      <w:r>
+        <w:rPr>
+          <w:rFonts w:hint="default" w:ascii="SFBX0900" w:hAnsi="SFBX0900" w:eastAsia="SFBX0900" w:cs="SFBX0900"/>
+          <w:b/>
+          <w:bCs/>
+          <w:color w:val="000000"/>
+          <w:kern w:val="0"/>
+          <w:sz w:val="17"/>
+          <w:szCs w:val="17"/>
+          <w:lang w:val="en-US" w:eastAsia="zh-CN" w:bidi="ar"/>
+        </w:rPr>
+        <w:t>34</w:t>
+      </w:r>
+      <w:r>
+        <w:rPr>
+          <w:rFonts w:hint="default" w:ascii="SFRM0900" w:hAnsi="SFRM0900" w:eastAsia="SFRM0900" w:cs="SFRM0900"/>
+          <w:color w:val="000000"/>
+          <w:kern w:val="0"/>
+          <w:sz w:val="17"/>
+          <w:szCs w:val="17"/>
+          <w:lang w:val="en-US" w:eastAsia="zh-CN" w:bidi="ar"/>
+        </w:rPr>
+        <w:t xml:space="preserve">, 572–585 (2021) </w:t>
+      </w:r>
+      <w:r>
+        <w:rPr>
+          <w:rFonts w:hint="default" w:ascii="SFRM0900" w:hAnsi="SFRM0900" w:eastAsia="SFRM0900" w:cs="SFRM0900"/>
+          <w:color w:val="0000FF"/>
+          <w:kern w:val="0"/>
+          <w:sz w:val="17"/>
+          <w:szCs w:val="17"/>
+          <w:lang w:val="en-US" w:eastAsia="zh-CN" w:bidi="ar"/>
+        </w:rPr>
+        <w:t xml:space="preserve">2 </w:t>
+      </w:r>
+    </w:p>
+    <w:p>
+      <w:pPr>
+        <w:keepNext w:val="0"/>
+        <w:keepLines w:val="0"/>
+        <w:widowControl/>
+        <w:suppressLineNumbers w:val="0"/>
+        <w:jc w:val="left"/>
+      </w:pPr>
+      <w:r>
+        <w:rPr>
+          <w:rFonts w:hint="default" w:ascii="SFRM0900" w:hAnsi="SFRM0900" w:eastAsia="SFRM0900" w:cs="SFRM0900"/>
+          <w:color w:val="000000"/>
+          <w:kern w:val="0"/>
+          <w:sz w:val="17"/>
+          <w:szCs w:val="17"/>
+          <w:lang w:val="en-US" w:eastAsia="zh-CN" w:bidi="ar"/>
+        </w:rPr>
+        <w:t xml:space="preserve">20. He, K., Sun, J., Tang, X.: Single image haze removal using dark channel prior. </w:t>
+      </w:r>
+    </w:p>
+    <w:p>
+      <w:pPr>
+        <w:keepNext w:val="0"/>
+        <w:keepLines w:val="0"/>
+        <w:widowControl/>
+        <w:suppressLineNumbers w:val="0"/>
+        <w:jc w:val="left"/>
+      </w:pPr>
+      <w:r>
+        <w:rPr>
+          <w:rFonts w:hint="default" w:ascii="SFRM0900" w:hAnsi="SFRM0900" w:eastAsia="SFRM0900" w:cs="SFRM0900"/>
+          <w:color w:val="000000"/>
+          <w:kern w:val="0"/>
+          <w:sz w:val="17"/>
+          <w:szCs w:val="17"/>
+          <w:lang w:val="en-US" w:eastAsia="zh-CN" w:bidi="ar"/>
+        </w:rPr>
+        <w:t xml:space="preserve">IEEE TPAMI </w:t>
+      </w:r>
+      <w:r>
+        <w:rPr>
+          <w:rFonts w:hint="default" w:ascii="SFBX0900" w:hAnsi="SFBX0900" w:eastAsia="SFBX0900" w:cs="SFBX0900"/>
+          <w:b/>
+          <w:bCs/>
+          <w:color w:val="000000"/>
+          <w:kern w:val="0"/>
+          <w:sz w:val="17"/>
+          <w:szCs w:val="17"/>
+          <w:lang w:val="en-US" w:eastAsia="zh-CN" w:bidi="ar"/>
+        </w:rPr>
+        <w:t>33</w:t>
+      </w:r>
+      <w:r>
+        <w:rPr>
+          <w:rFonts w:hint="default" w:ascii="SFRM0900" w:hAnsi="SFRM0900" w:eastAsia="SFRM0900" w:cs="SFRM0900"/>
+          <w:color w:val="000000"/>
+          <w:kern w:val="0"/>
+          <w:sz w:val="17"/>
+          <w:szCs w:val="17"/>
+          <w:lang w:val="en-US" w:eastAsia="zh-CN" w:bidi="ar"/>
+        </w:rPr>
+        <w:t xml:space="preserve">(12), 2341–2353 (2010) </w:t>
+      </w:r>
+      <w:r>
+        <w:rPr>
+          <w:rFonts w:hint="default" w:ascii="SFRM0900" w:hAnsi="SFRM0900" w:eastAsia="SFRM0900" w:cs="SFRM0900"/>
+          <w:color w:val="0000FF"/>
+          <w:kern w:val="0"/>
+          <w:sz w:val="17"/>
+          <w:szCs w:val="17"/>
+          <w:lang w:val="en-US" w:eastAsia="zh-CN" w:bidi="ar"/>
+        </w:rPr>
+        <w:t>1</w:t>
+      </w:r>
+      <w:r>
+        <w:rPr>
+          <w:rFonts w:hint="default" w:ascii="SFRM0900" w:hAnsi="SFRM0900" w:eastAsia="SFRM0900" w:cs="SFRM0900"/>
+          <w:color w:val="000000"/>
+          <w:kern w:val="0"/>
+          <w:sz w:val="17"/>
+          <w:szCs w:val="17"/>
+          <w:lang w:val="en-US" w:eastAsia="zh-CN" w:bidi="ar"/>
+        </w:rPr>
+        <w:t xml:space="preserve">, </w:t>
+      </w:r>
+      <w:r>
+        <w:rPr>
+          <w:rFonts w:hint="default" w:ascii="SFRM0900" w:hAnsi="SFRM0900" w:eastAsia="SFRM0900" w:cs="SFRM0900"/>
+          <w:color w:val="0000FF"/>
+          <w:kern w:val="0"/>
+          <w:sz w:val="17"/>
+          <w:szCs w:val="17"/>
+          <w:lang w:val="en-US" w:eastAsia="zh-CN" w:bidi="ar"/>
+        </w:rPr>
+        <w:t xml:space="preserve">3 </w:t>
+      </w:r>
+    </w:p>
+    <w:p>
+      <w:pPr>
+        <w:keepNext w:val="0"/>
+        <w:keepLines w:val="0"/>
+        <w:widowControl/>
+        <w:suppressLineNumbers w:val="0"/>
+        <w:jc w:val="left"/>
+      </w:pPr>
+      <w:r>
+        <w:rPr>
+          <w:rFonts w:hint="default" w:ascii="SFRM0900" w:hAnsi="SFRM0900" w:eastAsia="SFRM0900" w:cs="SFRM0900"/>
+          <w:color w:val="000000"/>
+          <w:kern w:val="0"/>
+          <w:sz w:val="17"/>
+          <w:szCs w:val="17"/>
+          <w:lang w:val="en-US" w:eastAsia="zh-CN" w:bidi="ar"/>
+        </w:rPr>
+        <w:t xml:space="preserve">21. He, K., Zhang, X., Ren, S., Sun, J.: Deep residual learning for image recognition. In: </w:t>
+      </w:r>
+    </w:p>
+    <w:p>
+      <w:pPr>
+        <w:keepNext w:val="0"/>
+        <w:keepLines w:val="0"/>
+        <w:widowControl/>
+        <w:suppressLineNumbers w:val="0"/>
+        <w:jc w:val="left"/>
+      </w:pPr>
+      <w:r>
+        <w:rPr>
+          <w:rFonts w:hint="default" w:ascii="SFRM0900" w:hAnsi="SFRM0900" w:eastAsia="SFRM0900" w:cs="SFRM0900"/>
+          <w:color w:val="000000"/>
+          <w:kern w:val="0"/>
+          <w:sz w:val="17"/>
+          <w:szCs w:val="17"/>
+          <w:lang w:val="en-US" w:eastAsia="zh-CN" w:bidi="ar"/>
+        </w:rPr>
+        <w:t xml:space="preserve">Proceedings of the IEEE Conference on Computer Vision and Pattern Recognition. </w:t>
+      </w:r>
+    </w:p>
+    <w:p>
+      <w:pPr>
+        <w:keepNext w:val="0"/>
+        <w:keepLines w:val="0"/>
+        <w:widowControl/>
+        <w:suppressLineNumbers w:val="0"/>
+        <w:jc w:val="left"/>
+      </w:pPr>
+      <w:r>
+        <w:rPr>
+          <w:rFonts w:hint="default" w:ascii="SFRM0900" w:hAnsi="SFRM0900" w:eastAsia="SFRM0900" w:cs="SFRM0900"/>
+          <w:color w:val="000000"/>
+          <w:kern w:val="0"/>
+          <w:sz w:val="17"/>
+          <w:szCs w:val="17"/>
+          <w:lang w:val="en-US" w:eastAsia="zh-CN" w:bidi="ar"/>
+        </w:rPr>
+        <w:t xml:space="preserve">pp. 770–778 (2016) </w:t>
+      </w:r>
+      <w:r>
+        <w:rPr>
+          <w:rFonts w:hint="default" w:ascii="SFRM0900" w:hAnsi="SFRM0900" w:eastAsia="SFRM0900" w:cs="SFRM0900"/>
+          <w:color w:val="0000FF"/>
+          <w:kern w:val="0"/>
+          <w:sz w:val="17"/>
+          <w:szCs w:val="17"/>
+          <w:lang w:val="en-US" w:eastAsia="zh-CN" w:bidi="ar"/>
+        </w:rPr>
+        <w:t xml:space="preserve">3 </w:t>
+      </w:r>
+    </w:p>
+    <w:p>
+      <w:pPr>
+        <w:keepNext w:val="0"/>
+        <w:keepLines w:val="0"/>
+        <w:widowControl/>
+        <w:suppressLineNumbers w:val="0"/>
+        <w:jc w:val="left"/>
+      </w:pPr>
+      <w:r>
+        <w:rPr>
+          <w:rFonts w:hint="default" w:ascii="SFRM0900" w:hAnsi="SFRM0900" w:eastAsia="SFRM0900" w:cs="SFRM0900"/>
+          <w:color w:val="000000"/>
+          <w:kern w:val="0"/>
+          <w:sz w:val="17"/>
+          <w:szCs w:val="17"/>
+          <w:lang w:val="en-US" w:eastAsia="zh-CN" w:bidi="ar"/>
+        </w:rPr>
+        <w:t>22. Hu, Y., He, H., Xu, C., Wang, B., Lin, S.: Exposure: A white-box photo post</w:t>
+      </w:r>
+      <w:r>
+        <w:rPr>
+          <w:rFonts w:hint="default" w:ascii="SFRM0900" w:hAnsi="SFRM0900" w:eastAsia="SFRM0900" w:cs="SFRM0900"/>
+          <w:color w:val="000000"/>
+          <w:kern w:val="0"/>
+          <w:sz w:val="17"/>
+          <w:szCs w:val="17"/>
+          <w:lang w:val="en-US" w:eastAsia="zh-CN" w:bidi="ar"/>
+        </w:rPr>
+        <w:t/>
+      </w:r>
+    </w:p>
+    <w:p>
+      <w:pPr>
+        <w:keepNext w:val="0"/>
+        <w:keepLines w:val="0"/>
+        <w:widowControl/>
+        <w:suppressLineNumbers w:val="0"/>
+        <w:jc w:val="left"/>
+      </w:pPr>
+      <w:r>
+        <w:rPr>
+          <w:rFonts w:hint="default" w:ascii="SFRM0900" w:hAnsi="SFRM0900" w:eastAsia="SFRM0900" w:cs="SFRM0900"/>
+          <w:color w:val="000000"/>
+          <w:kern w:val="0"/>
+          <w:sz w:val="17"/>
+          <w:szCs w:val="17"/>
+          <w:lang w:val="en-US" w:eastAsia="zh-CN" w:bidi="ar"/>
+        </w:rPr>
+        <w:t xml:space="preserve">processing framework. ACM Trans. Graph. </w:t>
+      </w:r>
+      <w:r>
+        <w:rPr>
+          <w:rFonts w:hint="default" w:ascii="SFBX0900" w:hAnsi="SFBX0900" w:eastAsia="SFBX0900" w:cs="SFBX0900"/>
+          <w:b/>
+          <w:bCs/>
+          <w:color w:val="000000"/>
+          <w:kern w:val="0"/>
+          <w:sz w:val="17"/>
+          <w:szCs w:val="17"/>
+          <w:lang w:val="en-US" w:eastAsia="zh-CN" w:bidi="ar"/>
+        </w:rPr>
+        <w:t>37</w:t>
+      </w:r>
+      <w:r>
+        <w:rPr>
+          <w:rFonts w:hint="default" w:ascii="SFRM0900" w:hAnsi="SFRM0900" w:eastAsia="SFRM0900" w:cs="SFRM0900"/>
+          <w:color w:val="000000"/>
+          <w:kern w:val="0"/>
+          <w:sz w:val="17"/>
+          <w:szCs w:val="17"/>
+          <w:lang w:val="en-US" w:eastAsia="zh-CN" w:bidi="ar"/>
+        </w:rPr>
+        <w:t xml:space="preserve">(2), 1–17 (2018) </w:t>
+      </w:r>
+      <w:r>
+        <w:rPr>
+          <w:rFonts w:hint="default" w:ascii="SFRM0900" w:hAnsi="SFRM0900" w:eastAsia="SFRM0900" w:cs="SFRM0900"/>
+          <w:color w:val="0000FF"/>
+          <w:kern w:val="0"/>
+          <w:sz w:val="17"/>
+          <w:szCs w:val="17"/>
+          <w:lang w:val="en-US" w:eastAsia="zh-CN" w:bidi="ar"/>
+        </w:rPr>
+        <w:t xml:space="preserve">5 </w:t>
+      </w:r>
+    </w:p>
+    <w:p>
+      <w:pPr>
+        <w:keepNext w:val="0"/>
+        <w:keepLines w:val="0"/>
+        <w:widowControl/>
+        <w:suppressLineNumbers w:val="0"/>
+        <w:jc w:val="left"/>
+      </w:pPr>
+      <w:r>
+        <w:rPr>
+          <w:rFonts w:hint="default" w:ascii="SFRM0900" w:hAnsi="SFRM0900" w:eastAsia="SFRM0900" w:cs="SFRM0900"/>
+          <w:color w:val="000000"/>
+          <w:kern w:val="0"/>
+          <w:sz w:val="17"/>
+          <w:szCs w:val="17"/>
+          <w:lang w:val="en-US" w:eastAsia="zh-CN" w:bidi="ar"/>
+        </w:rPr>
+        <w:t xml:space="preserve">23. Islam, M.M., Bertasius, G.: Long movie clip classification with state-space video </w:t>
+      </w:r>
+    </w:p>
+    <w:p>
+      <w:pPr>
+        <w:keepNext w:val="0"/>
+        <w:keepLines w:val="0"/>
+        <w:widowControl/>
+        <w:suppressLineNumbers w:val="0"/>
+        <w:jc w:val="left"/>
+      </w:pPr>
+      <w:r>
+        <w:rPr>
+          <w:rFonts w:hint="default" w:ascii="SFRM0900" w:hAnsi="SFRM0900" w:eastAsia="SFRM0900" w:cs="SFRM0900"/>
+          <w:color w:val="000000"/>
+          <w:kern w:val="0"/>
+          <w:sz w:val="17"/>
+          <w:szCs w:val="17"/>
+          <w:lang w:val="en-US" w:eastAsia="zh-CN" w:bidi="ar"/>
+        </w:rPr>
+        <w:t xml:space="preserve">models. In: European Conference on Computer Vision. pp. 87–104 (2022) </w:t>
+      </w:r>
+      <w:r>
+        <w:rPr>
+          <w:rFonts w:hint="default" w:ascii="SFRM0900" w:hAnsi="SFRM0900" w:eastAsia="SFRM0900" w:cs="SFRM0900"/>
+          <w:color w:val="0000FF"/>
+          <w:kern w:val="0"/>
+          <w:sz w:val="17"/>
+          <w:szCs w:val="17"/>
+          <w:lang w:val="en-US" w:eastAsia="zh-CN" w:bidi="ar"/>
+        </w:rPr>
+        <w:t xml:space="preserve">2 </w:t>
+      </w:r>
+    </w:p>
+    <w:p>
+      <w:pPr>
+        <w:keepNext w:val="0"/>
+        <w:keepLines w:val="0"/>
+        <w:widowControl/>
+        <w:suppressLineNumbers w:val="0"/>
+        <w:jc w:val="left"/>
+      </w:pPr>
+      <w:r>
+        <w:rPr>
+          <w:rFonts w:hint="default" w:ascii="SFRM0900" w:hAnsi="SFRM0900" w:eastAsia="SFRM0900" w:cs="SFRM0900"/>
+          <w:color w:val="000000"/>
+          <w:kern w:val="0"/>
+          <w:sz w:val="17"/>
+          <w:szCs w:val="17"/>
+          <w:lang w:val="en-US" w:eastAsia="zh-CN" w:bidi="ar"/>
+        </w:rPr>
+        <w:t xml:space="preserve">24. Jiang, K., Wang, Z., Yi, P., Chen, C., Huang, B., Luo, Y., Ma, J., Jiang, J.: </w:t>
+      </w:r>
+    </w:p>
+    <w:p>
+      <w:pPr>
+        <w:keepNext w:val="0"/>
+        <w:keepLines w:val="0"/>
+        <w:widowControl/>
+        <w:suppressLineNumbers w:val="0"/>
+        <w:jc w:val="left"/>
+      </w:pPr>
+      <w:r>
+        <w:rPr>
+          <w:rFonts w:hint="default" w:ascii="SFRM0900" w:hAnsi="SFRM0900" w:eastAsia="SFRM0900" w:cs="SFRM0900"/>
+          <w:color w:val="000000"/>
+          <w:kern w:val="0"/>
+          <w:sz w:val="17"/>
+          <w:szCs w:val="17"/>
+          <w:lang w:val="en-US" w:eastAsia="zh-CN" w:bidi="ar"/>
+        </w:rPr>
+        <w:t xml:space="preserve">Multi-scale progressive fusion network for single image deraining. In: CVPR. pp. </w:t>
+      </w:r>
+    </w:p>
+    <w:p>
+      <w:pPr>
+        <w:keepNext w:val="0"/>
+        <w:keepLines w:val="0"/>
+        <w:widowControl/>
+        <w:suppressLineNumbers w:val="0"/>
+        <w:jc w:val="left"/>
+      </w:pPr>
+      <w:r>
+        <w:rPr>
+          <w:rFonts w:hint="default" w:ascii="SFRM0900" w:hAnsi="SFRM0900" w:eastAsia="SFRM0900" w:cs="SFRM0900"/>
+          <w:color w:val="000000"/>
+          <w:kern w:val="0"/>
+          <w:sz w:val="17"/>
+          <w:szCs w:val="17"/>
+          <w:lang w:val="en-US" w:eastAsia="zh-CN" w:bidi="ar"/>
+        </w:rPr>
+        <w:t xml:space="preserve">8346–8355 (2020) </w:t>
+      </w:r>
+      <w:r>
+        <w:rPr>
+          <w:rFonts w:hint="default" w:ascii="SFRM0900" w:hAnsi="SFRM0900" w:eastAsia="SFRM0900" w:cs="SFRM0900"/>
+          <w:color w:val="0000FF"/>
+          <w:kern w:val="0"/>
+          <w:sz w:val="17"/>
+          <w:szCs w:val="17"/>
+          <w:lang w:val="en-US" w:eastAsia="zh-CN" w:bidi="ar"/>
+        </w:rPr>
+        <w:t xml:space="preserve">6 </w:t>
+      </w:r>
+    </w:p>
+    <w:p>
+      <w:pPr>
+        <w:keepNext w:val="0"/>
+        <w:keepLines w:val="0"/>
+        <w:widowControl/>
+        <w:suppressLineNumbers w:val="0"/>
+        <w:jc w:val="left"/>
+      </w:pPr>
+      <w:r>
+        <w:rPr>
+          <w:rFonts w:hint="default" w:ascii="SFRM0900" w:hAnsi="SFRM0900" w:eastAsia="SFRM0900" w:cs="SFRM0900"/>
+          <w:color w:val="000000"/>
+          <w:kern w:val="0"/>
+          <w:sz w:val="17"/>
+          <w:szCs w:val="17"/>
+          <w:lang w:val="en-US" w:eastAsia="zh-CN" w:bidi="ar"/>
+        </w:rPr>
+        <w:t xml:space="preserve">25. Lee, H., Choi, H., Sohn, K., Min, D.: Knn local attention for image restoration. </w:t>
+      </w:r>
+    </w:p>
+    <w:p>
+      <w:pPr>
+        <w:keepNext w:val="0"/>
+        <w:keepLines w:val="0"/>
+        <w:widowControl/>
+        <w:suppressLineNumbers w:val="0"/>
+        <w:jc w:val="left"/>
+      </w:pPr>
+      <w:r>
+        <w:rPr>
+          <w:rFonts w:hint="default" w:ascii="SFRM0900" w:hAnsi="SFRM0900" w:eastAsia="SFRM0900" w:cs="SFRM0900"/>
+          <w:color w:val="000000"/>
+          <w:kern w:val="0"/>
+          <w:sz w:val="17"/>
+          <w:szCs w:val="17"/>
+          <w:lang w:val="en-US" w:eastAsia="zh-CN" w:bidi="ar"/>
+        </w:rPr>
+        <w:t xml:space="preserve">In: CVPR. pp. 2139–2149 (2022) </w:t>
+      </w:r>
+      <w:r>
+        <w:rPr>
+          <w:rFonts w:hint="default" w:ascii="SFRM0900" w:hAnsi="SFRM0900" w:eastAsia="SFRM0900" w:cs="SFRM0900"/>
+          <w:color w:val="0000FF"/>
+          <w:kern w:val="0"/>
+          <w:sz w:val="17"/>
+          <w:szCs w:val="17"/>
+          <w:lang w:val="en-US" w:eastAsia="zh-CN" w:bidi="ar"/>
+        </w:rPr>
+        <w:t xml:space="preserve">6 </w:t>
+      </w:r>
+    </w:p>
+    <w:p>
+      <w:pPr>
+        <w:keepNext w:val="0"/>
+        <w:keepLines w:val="0"/>
+        <w:widowControl/>
+        <w:suppressLineNumbers w:val="0"/>
+        <w:jc w:val="left"/>
+      </w:pPr>
+      <w:r>
+        <w:rPr>
+          <w:rFonts w:hint="default" w:ascii="SFRM0900" w:hAnsi="SFRM0900" w:eastAsia="SFRM0900" w:cs="SFRM0900"/>
+          <w:color w:val="000000"/>
+          <w:kern w:val="0"/>
+          <w:sz w:val="17"/>
+          <w:szCs w:val="17"/>
+          <w:lang w:val="en-US" w:eastAsia="zh-CN" w:bidi="ar"/>
+        </w:rPr>
+        <w:t xml:space="preserve">26. Li, B., Peng, X., Wang, Z., Xu, J., Feng, D.: Aod-net: All-in-one dehazing network. </w:t>
+      </w:r>
+    </w:p>
+    <w:p>
+      <w:pPr>
+        <w:keepNext w:val="0"/>
+        <w:keepLines w:val="0"/>
+        <w:widowControl/>
+        <w:suppressLineNumbers w:val="0"/>
+        <w:jc w:val="left"/>
+      </w:pPr>
+      <w:r>
+        <w:rPr>
+          <w:rFonts w:hint="default" w:ascii="SFRM0900" w:hAnsi="SFRM0900" w:eastAsia="SFRM0900" w:cs="SFRM0900"/>
+          <w:color w:val="000000"/>
+          <w:kern w:val="0"/>
+          <w:sz w:val="17"/>
+          <w:szCs w:val="17"/>
+          <w:lang w:val="en-US" w:eastAsia="zh-CN" w:bidi="ar"/>
+        </w:rPr>
+        <w:t xml:space="preserve">In: ICCV. pp. 4770–4778 (2017) </w:t>
+      </w:r>
+      <w:r>
+        <w:rPr>
+          <w:rFonts w:hint="default" w:ascii="SFRM0900" w:hAnsi="SFRM0900" w:eastAsia="SFRM0900" w:cs="SFRM0900"/>
+          <w:color w:val="0000FF"/>
+          <w:kern w:val="0"/>
+          <w:sz w:val="17"/>
+          <w:szCs w:val="17"/>
+          <w:lang w:val="en-US" w:eastAsia="zh-CN" w:bidi="ar"/>
+        </w:rPr>
+        <w:t>1</w:t>
+      </w:r>
+      <w:r>
+        <w:rPr>
+          <w:rFonts w:hint="default" w:ascii="SFRM0900" w:hAnsi="SFRM0900" w:eastAsia="SFRM0900" w:cs="SFRM0900"/>
+          <w:color w:val="000000"/>
+          <w:kern w:val="0"/>
+          <w:sz w:val="17"/>
+          <w:szCs w:val="17"/>
+          <w:lang w:val="en-US" w:eastAsia="zh-CN" w:bidi="ar"/>
+        </w:rPr>
+        <w:t xml:space="preserve">, </w:t>
+      </w:r>
+      <w:r>
+        <w:rPr>
+          <w:rFonts w:hint="default" w:ascii="SFRM0900" w:hAnsi="SFRM0900" w:eastAsia="SFRM0900" w:cs="SFRM0900"/>
+          <w:color w:val="0000FF"/>
+          <w:kern w:val="0"/>
+          <w:sz w:val="17"/>
+          <w:szCs w:val="17"/>
+          <w:lang w:val="en-US" w:eastAsia="zh-CN" w:bidi="ar"/>
+        </w:rPr>
+        <w:t xml:space="preserve">3 </w:t>
+      </w:r>
+    </w:p>
+    <w:p>
+      <w:pPr>
+        <w:keepNext w:val="0"/>
+        <w:keepLines w:val="0"/>
+        <w:widowControl/>
+        <w:suppressLineNumbers w:val="0"/>
+        <w:jc w:val="left"/>
+      </w:pPr>
+      <w:r>
+        <w:rPr>
+          <w:rFonts w:hint="default" w:ascii="SFRM0900" w:hAnsi="SFRM0900" w:eastAsia="SFRM0900" w:cs="SFRM0900"/>
+          <w:color w:val="000000"/>
+          <w:kern w:val="0"/>
+          <w:sz w:val="17"/>
+          <w:szCs w:val="17"/>
+          <w:lang w:val="en-US" w:eastAsia="zh-CN" w:bidi="ar"/>
+        </w:rPr>
+        <w:t xml:space="preserve">27. Li, S., Araujo, I.B., Ren, W., Wang, Z., Tokuda, E.K., Junior, R.H., Cesar-Junior, </w:t>
+      </w:r>
+    </w:p>
+    <w:p>
+      <w:pPr>
+        <w:keepNext w:val="0"/>
+        <w:keepLines w:val="0"/>
+        <w:widowControl/>
+        <w:suppressLineNumbers w:val="0"/>
+        <w:jc w:val="left"/>
+      </w:pPr>
+      <w:r>
+        <w:rPr>
+          <w:rFonts w:hint="default" w:ascii="SFRM0900" w:hAnsi="SFRM0900" w:eastAsia="SFRM0900" w:cs="SFRM0900"/>
+          <w:color w:val="000000"/>
+          <w:kern w:val="0"/>
+          <w:sz w:val="17"/>
+          <w:szCs w:val="17"/>
+          <w:lang w:val="en-US" w:eastAsia="zh-CN" w:bidi="ar"/>
+        </w:rPr>
+        <w:t>R., Zhang, J., Guo, X., Cao, X.: Single image deraining: A comprehensive bench</w:t>
+      </w:r>
+      <w:r>
+        <w:rPr>
+          <w:rFonts w:hint="default" w:ascii="SFRM0900" w:hAnsi="SFRM0900" w:eastAsia="SFRM0900" w:cs="SFRM0900"/>
+          <w:color w:val="000000"/>
+          <w:kern w:val="0"/>
+          <w:sz w:val="17"/>
+          <w:szCs w:val="17"/>
+          <w:lang w:val="en-US" w:eastAsia="zh-CN" w:bidi="ar"/>
+        </w:rPr>
+        <w:t/>
+      </w:r>
+    </w:p>
+    <w:p>
+      <w:pPr>
+        <w:keepNext w:val="0"/>
+        <w:keepLines w:val="0"/>
+        <w:widowControl/>
+        <w:suppressLineNumbers w:val="0"/>
+        <w:jc w:val="left"/>
+      </w:pPr>
+      <w:r>
+        <w:rPr>
+          <w:rFonts w:hint="default" w:ascii="SFRM0900" w:hAnsi="SFRM0900" w:eastAsia="SFRM0900" w:cs="SFRM0900"/>
+          <w:color w:val="000000"/>
+          <w:kern w:val="0"/>
+          <w:sz w:val="17"/>
+          <w:szCs w:val="17"/>
+          <w:lang w:val="en-US" w:eastAsia="zh-CN" w:bidi="ar"/>
+        </w:rPr>
+        <w:t xml:space="preserve">mark analysis. In: CVPR. pp. 3838–3847 (2019) </w:t>
+      </w:r>
+      <w:r>
+        <w:rPr>
+          <w:rFonts w:hint="default" w:ascii="SFRM0900" w:hAnsi="SFRM0900" w:eastAsia="SFRM0900" w:cs="SFRM0900"/>
+          <w:color w:val="0000FF"/>
+          <w:kern w:val="0"/>
+          <w:sz w:val="17"/>
+          <w:szCs w:val="17"/>
+          <w:lang w:val="en-US" w:eastAsia="zh-CN" w:bidi="ar"/>
+        </w:rPr>
+        <w:t xml:space="preserve">6 </w:t>
+      </w:r>
+    </w:p>
+    <w:p>
+      <w:pPr>
+        <w:keepNext w:val="0"/>
+        <w:keepLines w:val="0"/>
+        <w:widowControl/>
+        <w:suppressLineNumbers w:val="0"/>
+        <w:jc w:val="left"/>
+      </w:pPr>
+      <w:r>
+        <w:rPr>
+          <w:rFonts w:hint="default" w:ascii="SFRM0900" w:hAnsi="SFRM0900" w:eastAsia="SFRM0900" w:cs="SFRM0900"/>
+          <w:color w:val="000000"/>
+          <w:kern w:val="0"/>
+          <w:sz w:val="17"/>
+          <w:szCs w:val="17"/>
+          <w:lang w:val="en-US" w:eastAsia="zh-CN" w:bidi="ar"/>
+        </w:rPr>
+        <w:t xml:space="preserve">28. Li, X., Wu, J., Lin, Z., Liu, H., Zha, H.: Recurrent squeeze-and-excitation context </w:t>
+      </w:r>
+    </w:p>
+    <w:p>
+      <w:pPr>
+        <w:keepNext w:val="0"/>
+        <w:keepLines w:val="0"/>
+        <w:widowControl/>
+        <w:suppressLineNumbers w:val="0"/>
+        <w:jc w:val="left"/>
+      </w:pPr>
+      <w:r>
+        <w:rPr>
+          <w:rFonts w:hint="default" w:ascii="SFRM0900" w:hAnsi="SFRM0900" w:eastAsia="SFRM0900" w:cs="SFRM0900"/>
+          <w:color w:val="000000"/>
+          <w:kern w:val="0"/>
+          <w:sz w:val="17"/>
+          <w:szCs w:val="17"/>
+          <w:lang w:val="en-US" w:eastAsia="zh-CN" w:bidi="ar"/>
+        </w:rPr>
+        <w:t xml:space="preserve">aggregation net for single image deraining. In: ECCV. pp. 254–269 (2018) </w:t>
+      </w:r>
+      <w:r>
+        <w:rPr>
+          <w:rFonts w:hint="default" w:ascii="SFRM0900" w:hAnsi="SFRM0900" w:eastAsia="SFRM0900" w:cs="SFRM0900"/>
+          <w:color w:val="0000FF"/>
+          <w:kern w:val="0"/>
+          <w:sz w:val="17"/>
+          <w:szCs w:val="17"/>
+          <w:lang w:val="en-US" w:eastAsia="zh-CN" w:bidi="ar"/>
+        </w:rPr>
+        <w:t xml:space="preserve">6 </w:t>
+      </w:r>
+    </w:p>
+    <w:p>
+      <w:pPr>
+        <w:keepNext w:val="0"/>
+        <w:keepLines w:val="0"/>
+        <w:widowControl/>
+        <w:suppressLineNumbers w:val="0"/>
+        <w:jc w:val="left"/>
+      </w:pPr>
+      <w:r>
+        <w:rPr>
+          <w:rFonts w:hint="default" w:ascii="SFRM0900" w:hAnsi="SFRM0900" w:eastAsia="SFRM0900" w:cs="SFRM0900"/>
+          <w:color w:val="000000"/>
+          <w:kern w:val="0"/>
+          <w:sz w:val="17"/>
+          <w:szCs w:val="17"/>
+          <w:lang w:val="en-US" w:eastAsia="zh-CN" w:bidi="ar"/>
+        </w:rPr>
+        <w:t xml:space="preserve">29. Li, Y., Lu, J., Chen, H., Wu, X., Chen, X.: Dilated convolutional transformer for </w:t>
+      </w:r>
+    </w:p>
+    <w:p>
+      <w:pPr>
+        <w:keepNext w:val="0"/>
+        <w:keepLines w:val="0"/>
+        <w:widowControl/>
+        <w:suppressLineNumbers w:val="0"/>
+        <w:jc w:val="left"/>
+      </w:pPr>
+      <w:r>
+        <w:rPr>
+          <w:rFonts w:hint="default" w:ascii="SFRM0900" w:hAnsi="SFRM0900" w:eastAsia="SFRM0900" w:cs="SFRM0900"/>
+          <w:color w:val="000000"/>
+          <w:kern w:val="0"/>
+          <w:sz w:val="17"/>
+          <w:szCs w:val="17"/>
+          <w:lang w:val="en-US" w:eastAsia="zh-CN" w:bidi="ar"/>
+        </w:rPr>
+        <w:t xml:space="preserve">high-quality image deraining. In: CVPR. pp. 4198–4206 (2023) </w:t>
+      </w:r>
+      <w:r>
+        <w:rPr>
+          <w:rFonts w:hint="default" w:ascii="SFRM0900" w:hAnsi="SFRM0900" w:eastAsia="SFRM0900" w:cs="SFRM0900"/>
+          <w:color w:val="0000FF"/>
+          <w:kern w:val="0"/>
+          <w:sz w:val="17"/>
+          <w:szCs w:val="17"/>
+          <w:lang w:val="en-US" w:eastAsia="zh-CN" w:bidi="ar"/>
+        </w:rPr>
+        <w:t xml:space="preserve">6 </w:t>
+      </w:r>
+    </w:p>
+    <w:p>
+      <w:pPr>
+        <w:keepNext w:val="0"/>
+        <w:keepLines w:val="0"/>
+        <w:widowControl/>
+        <w:suppressLineNumbers w:val="0"/>
+        <w:jc w:val="left"/>
+      </w:pPr>
+      <w:r>
+        <w:rPr>
+          <w:rFonts w:hint="default" w:ascii="SFRM0900" w:hAnsi="SFRM0900" w:eastAsia="SFRM0900" w:cs="SFRM0900"/>
+          <w:color w:val="000000"/>
+          <w:kern w:val="0"/>
+          <w:sz w:val="17"/>
+          <w:szCs w:val="17"/>
+          <w:lang w:val="en-US" w:eastAsia="zh-CN" w:bidi="ar"/>
+        </w:rPr>
+        <w:t xml:space="preserve">30. Liu, X., Ma, Y., Shi, Z., Chen, J.: Griddehazenet: Attention-based multi-scale </w:t>
+      </w:r>
+    </w:p>
+    <w:p>
+      <w:pPr>
+        <w:keepNext w:val="0"/>
+        <w:keepLines w:val="0"/>
+        <w:widowControl/>
+        <w:suppressLineNumbers w:val="0"/>
+        <w:jc w:val="left"/>
+      </w:pPr>
+      <w:r>
+        <w:rPr>
+          <w:rFonts w:hint="default" w:ascii="SFRM0900" w:hAnsi="SFRM0900" w:eastAsia="SFRM0900" w:cs="SFRM0900"/>
+          <w:color w:val="000000"/>
+          <w:kern w:val="0"/>
+          <w:sz w:val="17"/>
+          <w:szCs w:val="17"/>
+          <w:lang w:val="en-US" w:eastAsia="zh-CN" w:bidi="ar"/>
+        </w:rPr>
+        <w:t xml:space="preserve">network for image dehazing. In: ICCV. pp. 7314–7323 (2019) </w:t>
+      </w:r>
+      <w:r>
+        <w:rPr>
+          <w:rFonts w:hint="default" w:ascii="SFRM0900" w:hAnsi="SFRM0900" w:eastAsia="SFRM0900" w:cs="SFRM0900"/>
+          <w:color w:val="0000FF"/>
+          <w:kern w:val="0"/>
+          <w:sz w:val="17"/>
+          <w:szCs w:val="17"/>
+          <w:lang w:val="en-US" w:eastAsia="zh-CN" w:bidi="ar"/>
+        </w:rPr>
+        <w:t>1</w:t>
+      </w:r>
+      <w:r>
+        <w:rPr>
+          <w:rFonts w:hint="default" w:ascii="SFRM0900" w:hAnsi="SFRM0900" w:eastAsia="SFRM0900" w:cs="SFRM0900"/>
+          <w:color w:val="000000"/>
+          <w:kern w:val="0"/>
+          <w:sz w:val="17"/>
+          <w:szCs w:val="17"/>
+          <w:lang w:val="en-US" w:eastAsia="zh-CN" w:bidi="ar"/>
+        </w:rPr>
+        <w:t xml:space="preserve">, </w:t>
+      </w:r>
+      <w:r>
+        <w:rPr>
+          <w:rFonts w:hint="default" w:ascii="SFRM0900" w:hAnsi="SFRM0900" w:eastAsia="SFRM0900" w:cs="SFRM0900"/>
+          <w:color w:val="0000FF"/>
+          <w:kern w:val="0"/>
+          <w:sz w:val="17"/>
+          <w:szCs w:val="17"/>
+          <w:lang w:val="en-US" w:eastAsia="zh-CN" w:bidi="ar"/>
+        </w:rPr>
+        <w:t xml:space="preserve">3 </w:t>
+      </w:r>
+    </w:p>
+    <w:p>
+      <w:pPr>
+        <w:keepNext w:val="0"/>
+        <w:keepLines w:val="0"/>
+        <w:widowControl/>
+        <w:suppressLineNumbers w:val="0"/>
+        <w:jc w:val="left"/>
+      </w:pPr>
+      <w:r>
+        <w:rPr>
+          <w:rFonts w:hint="default" w:ascii="SFRM0900" w:hAnsi="SFRM0900" w:eastAsia="SFRM0900" w:cs="SFRM0900"/>
+          <w:color w:val="000000"/>
+          <w:kern w:val="0"/>
+          <w:sz w:val="17"/>
+          <w:szCs w:val="17"/>
+          <w:lang w:val="en-US" w:eastAsia="zh-CN" w:bidi="ar"/>
+        </w:rPr>
+        <w:t>31. Ma, J., Li, F., Wang, B.: U-mamba: Enhancing long-range dependency for biomed</w:t>
+      </w:r>
+      <w:r>
+        <w:rPr>
+          <w:rFonts w:hint="default" w:ascii="SFRM0900" w:hAnsi="SFRM0900" w:eastAsia="SFRM0900" w:cs="SFRM0900"/>
+          <w:color w:val="000000"/>
+          <w:kern w:val="0"/>
+          <w:sz w:val="17"/>
+          <w:szCs w:val="17"/>
+          <w:lang w:val="en-US" w:eastAsia="zh-CN" w:bidi="ar"/>
+        </w:rPr>
+        <w:t/>
+      </w:r>
+    </w:p>
+    <w:p>
+      <w:pPr>
+        <w:keepNext w:val="0"/>
+        <w:keepLines w:val="0"/>
+        <w:widowControl/>
+        <w:suppressLineNumbers w:val="0"/>
+        <w:jc w:val="left"/>
+      </w:pPr>
+      <w:r>
+        <w:rPr>
+          <w:rFonts w:hint="default" w:ascii="SFRM0900" w:hAnsi="SFRM0900" w:eastAsia="SFRM0900" w:cs="SFRM0900"/>
+          <w:color w:val="000000"/>
+          <w:kern w:val="0"/>
+          <w:sz w:val="17"/>
+          <w:szCs w:val="17"/>
+          <w:lang w:val="en-US" w:eastAsia="zh-CN" w:bidi="ar"/>
+        </w:rPr>
+        <w:t xml:space="preserve">ical image segmentation. arXiv preprint arXiv:2401.04722 (2024) </w:t>
+      </w:r>
+      <w:r>
+        <w:rPr>
+          <w:rFonts w:hint="default" w:ascii="SFRM0900" w:hAnsi="SFRM0900" w:eastAsia="SFRM0900" w:cs="SFRM0900"/>
+          <w:color w:val="0000FF"/>
+          <w:kern w:val="0"/>
+          <w:sz w:val="17"/>
+          <w:szCs w:val="17"/>
+          <w:lang w:val="en-US" w:eastAsia="zh-CN" w:bidi="ar"/>
+        </w:rPr>
+        <w:t xml:space="preserve">2 </w:t>
+      </w:r>
+    </w:p>
+    <w:p>
+      <w:pPr>
+        <w:keepNext w:val="0"/>
+        <w:keepLines w:val="0"/>
+        <w:widowControl/>
+        <w:suppressLineNumbers w:val="0"/>
+        <w:jc w:val="left"/>
+      </w:pPr>
+      <w:r>
+        <w:rPr>
+          <w:rFonts w:hint="default" w:ascii="SFRM0900" w:hAnsi="SFRM0900" w:eastAsia="SFRM0900" w:cs="SFRM0900"/>
+          <w:color w:val="000000"/>
+          <w:kern w:val="0"/>
+          <w:sz w:val="17"/>
+          <w:szCs w:val="17"/>
+          <w:lang w:val="en-US" w:eastAsia="zh-CN" w:bidi="ar"/>
+        </w:rPr>
+        <w:t xml:space="preserve">32. Maas, A.L., Hannun, A.Y., Ng, A.Y., et al.: Rectifier nonlinearities improve neural </w:t>
+      </w:r>
+    </w:p>
+    <w:p>
+      <w:pPr>
+        <w:keepNext w:val="0"/>
+        <w:keepLines w:val="0"/>
+        <w:widowControl/>
+        <w:suppressLineNumbers w:val="0"/>
+        <w:jc w:val="left"/>
+      </w:pPr>
+      <w:r>
+        <w:rPr>
+          <w:rFonts w:hint="default" w:ascii="SFRM0900" w:hAnsi="SFRM0900" w:eastAsia="SFRM0900" w:cs="SFRM0900"/>
+          <w:color w:val="000000"/>
+          <w:kern w:val="0"/>
+          <w:sz w:val="17"/>
+          <w:szCs w:val="17"/>
+          <w:lang w:val="en-US" w:eastAsia="zh-CN" w:bidi="ar"/>
+        </w:rPr>
+        <w:t xml:space="preserve">network acoustic models. In: International Conference on Machine Learning. vol. 28 </w:t>
+      </w:r>
+    </w:p>
+    <w:p>
+      <w:pPr>
+        <w:keepNext w:val="0"/>
+        <w:keepLines w:val="0"/>
+        <w:widowControl/>
+        <w:suppressLineNumbers w:val="0"/>
+        <w:jc w:val="left"/>
+      </w:pPr>
+      <w:r>
+        <w:rPr>
+          <w:rFonts w:hint="default" w:ascii="SFRM0900" w:hAnsi="SFRM0900" w:eastAsia="SFRM0900" w:cs="SFRM0900"/>
+          <w:color w:val="000000"/>
+          <w:kern w:val="0"/>
+          <w:sz w:val="17"/>
+          <w:szCs w:val="17"/>
+          <w:lang w:val="en-US" w:eastAsia="zh-CN" w:bidi="ar"/>
+        </w:rPr>
+        <w:t xml:space="preserve">(2013) </w:t>
+      </w:r>
+      <w:r>
+        <w:rPr>
+          <w:rFonts w:hint="default" w:ascii="SFRM0900" w:hAnsi="SFRM0900" w:eastAsia="SFRM0900" w:cs="SFRM0900"/>
+          <w:color w:val="0000FF"/>
+          <w:kern w:val="0"/>
+          <w:sz w:val="17"/>
+          <w:szCs w:val="17"/>
+          <w:lang w:val="en-US" w:eastAsia="zh-CN" w:bidi="ar"/>
+        </w:rPr>
+        <w:t xml:space="preserve">3 </w:t>
+      </w:r>
+    </w:p>
+    <w:p>
+      <w:pPr>
+        <w:keepNext w:val="0"/>
+        <w:keepLines w:val="0"/>
+        <w:widowControl/>
+        <w:suppressLineNumbers w:val="0"/>
+        <w:jc w:val="left"/>
+      </w:pPr>
+      <w:r>
+        <w:rPr>
+          <w:rFonts w:hint="default" w:ascii="SFRM0900" w:hAnsi="SFRM0900" w:eastAsia="SFRM0900" w:cs="SFRM0900"/>
+          <w:color w:val="000000"/>
+          <w:kern w:val="0"/>
+          <w:sz w:val="17"/>
+          <w:szCs w:val="17"/>
+          <w:lang w:val="en-US" w:eastAsia="zh-CN" w:bidi="ar"/>
+        </w:rPr>
+        <w:t xml:space="preserve">33. Mou, C., Wang, Q., Zhang, J.: Deep generalized unfolding networks for image </w:t>
+      </w:r>
+    </w:p>
+    <w:p>
+      <w:pPr>
+        <w:keepNext w:val="0"/>
+        <w:keepLines w:val="0"/>
+        <w:widowControl/>
+        <w:suppressLineNumbers w:val="0"/>
+        <w:jc w:val="left"/>
+      </w:pPr>
+      <w:r>
+        <w:rPr>
+          <w:rFonts w:hint="default" w:ascii="SFRM0900" w:hAnsi="SFRM0900" w:eastAsia="SFRM0900" w:cs="SFRM0900"/>
+          <w:color w:val="000000"/>
+          <w:kern w:val="0"/>
+          <w:sz w:val="17"/>
+          <w:szCs w:val="17"/>
+          <w:lang w:val="en-US" w:eastAsia="zh-CN" w:bidi="ar"/>
+        </w:rPr>
+        <w:t xml:space="preserve">restoration. In: CVPR. pp. 17399–17410 (2022) </w:t>
+      </w:r>
+      <w:r>
+        <w:rPr>
+          <w:rFonts w:hint="default" w:ascii="SFRM0900" w:hAnsi="SFRM0900" w:eastAsia="SFRM0900" w:cs="SFRM0900"/>
+          <w:color w:val="0000FF"/>
+          <w:kern w:val="0"/>
+          <w:sz w:val="17"/>
+          <w:szCs w:val="17"/>
+          <w:lang w:val="en-US" w:eastAsia="zh-CN" w:bidi="ar"/>
+        </w:rPr>
+        <w:t xml:space="preserve">6 </w:t>
+      </w:r>
+    </w:p>
+    <w:p>
+      <w:pPr>
+        <w:keepNext w:val="0"/>
+        <w:keepLines w:val="0"/>
+        <w:widowControl/>
+        <w:suppressLineNumbers w:val="0"/>
+        <w:jc w:val="left"/>
+      </w:pPr>
+      <w:r>
+        <w:rPr>
+          <w:rFonts w:hint="default" w:ascii="SFRM0900" w:hAnsi="SFRM0900" w:eastAsia="SFRM0900" w:cs="SFRM0900"/>
+          <w:color w:val="000000"/>
+          <w:kern w:val="0"/>
+          <w:sz w:val="17"/>
+          <w:szCs w:val="17"/>
+          <w:lang w:val="en-US" w:eastAsia="zh-CN" w:bidi="ar"/>
+        </w:rPr>
+        <w:t xml:space="preserve">34. Nguyen, E., Goel, K., Gu, A., Downs, G., Shah, P., Dao, T., Baccus, S., Ré, C.: </w:t>
+      </w:r>
+    </w:p>
+    <w:p>
+      <w:pPr>
+        <w:keepNext w:val="0"/>
+        <w:keepLines w:val="0"/>
+        <w:widowControl/>
+        <w:suppressLineNumbers w:val="0"/>
+        <w:jc w:val="left"/>
+      </w:pPr>
+      <w:r>
+        <w:rPr>
+          <w:rFonts w:hint="default" w:ascii="SFRM0900" w:hAnsi="SFRM0900" w:eastAsia="SFRM0900" w:cs="SFRM0900"/>
+          <w:color w:val="000000"/>
+          <w:kern w:val="0"/>
+          <w:sz w:val="17"/>
+          <w:szCs w:val="17"/>
+          <w:lang w:val="en-US" w:eastAsia="zh-CN" w:bidi="ar"/>
+        </w:rPr>
+        <w:t xml:space="preserve">S4nd: Modeling images and videos as multidimensional signals with state spaces. </w:t>
+      </w:r>
+    </w:p>
+    <w:p>
+      <w:pPr>
+        <w:keepNext w:val="0"/>
+        <w:keepLines w:val="0"/>
+        <w:widowControl/>
+        <w:suppressLineNumbers w:val="0"/>
+        <w:jc w:val="left"/>
+      </w:pPr>
+      <w:r>
+        <w:rPr>
+          <w:rFonts w:hint="default" w:ascii="SFRM0900" w:hAnsi="SFRM0900" w:eastAsia="SFRM0900" w:cs="SFRM0900"/>
+          <w:color w:val="000000"/>
+          <w:kern w:val="0"/>
+          <w:sz w:val="17"/>
+          <w:szCs w:val="17"/>
+          <w:lang w:val="en-US" w:eastAsia="zh-CN" w:bidi="ar"/>
+        </w:rPr>
+        <w:t xml:space="preserve">In: Advances in Neural Information Processing Systems. vol. 35, pp. 2846–2861 </w:t>
+      </w:r>
+    </w:p>
+    <w:p>
+      <w:pPr>
+        <w:keepNext w:val="0"/>
+        <w:keepLines w:val="0"/>
+        <w:widowControl/>
+        <w:suppressLineNumbers w:val="0"/>
+        <w:jc w:val="left"/>
+      </w:pPr>
+      <w:r>
+        <w:rPr>
+          <w:rFonts w:hint="default" w:ascii="SFRM0900" w:hAnsi="SFRM0900" w:eastAsia="SFRM0900" w:cs="SFRM0900"/>
+          <w:color w:val="000000"/>
+          <w:kern w:val="0"/>
+          <w:sz w:val="17"/>
+          <w:szCs w:val="17"/>
+          <w:lang w:val="en-US" w:eastAsia="zh-CN" w:bidi="ar"/>
+        </w:rPr>
+        <w:t xml:space="preserve">(2022) </w:t>
+      </w:r>
+      <w:r>
+        <w:rPr>
+          <w:rFonts w:hint="default" w:ascii="SFRM0900" w:hAnsi="SFRM0900" w:eastAsia="SFRM0900" w:cs="SFRM0900"/>
+          <w:color w:val="0000FF"/>
+          <w:kern w:val="0"/>
+          <w:sz w:val="17"/>
+          <w:szCs w:val="17"/>
+          <w:lang w:val="en-US" w:eastAsia="zh-CN" w:bidi="ar"/>
+        </w:rPr>
+        <w:t xml:space="preserve">2 </w:t>
+      </w:r>
+    </w:p>
+    <w:p>
+      <w:pPr>
+        <w:keepNext w:val="0"/>
+        <w:keepLines w:val="0"/>
+        <w:widowControl/>
+        <w:suppressLineNumbers w:val="0"/>
+        <w:jc w:val="left"/>
+      </w:pPr>
+      <w:r>
+        <w:rPr>
+          <w:rFonts w:hint="default" w:ascii="SFRM0900" w:hAnsi="SFRM0900" w:eastAsia="SFRM0900" w:cs="SFRM0900"/>
+          <w:color w:val="000000"/>
+          <w:kern w:val="0"/>
+          <w:sz w:val="17"/>
+          <w:szCs w:val="17"/>
+          <w:lang w:val="en-US" w:eastAsia="zh-CN" w:bidi="ar"/>
+        </w:rPr>
+        <w:t xml:space="preserve">35. Paszke, A., Gross, S., Massa, F., Lerer, A., Bradbury, J., Chanan, G., Killeen, </w:t>
+      </w:r>
+    </w:p>
+    <w:p>
+      <w:pPr>
+        <w:keepNext w:val="0"/>
+        <w:keepLines w:val="0"/>
+        <w:widowControl/>
+        <w:suppressLineNumbers w:val="0"/>
+        <w:jc w:val="left"/>
+      </w:pPr>
+      <w:r>
+        <w:rPr>
+          <w:rFonts w:hint="default" w:ascii="SFRM0900" w:hAnsi="SFRM0900" w:eastAsia="SFRM0900" w:cs="SFRM0900"/>
+          <w:color w:val="000000"/>
+          <w:kern w:val="0"/>
+          <w:sz w:val="17"/>
+          <w:szCs w:val="17"/>
+          <w:lang w:val="en-US" w:eastAsia="zh-CN" w:bidi="ar"/>
+        </w:rPr>
+        <w:t>T., Lin, Z., Gimelshein, N., Antiga, L., et al.: Pytorch: An imperative style, high</w:t>
+      </w:r>
+      <w:r>
+        <w:rPr>
+          <w:rFonts w:hint="default" w:ascii="SFRM0900" w:hAnsi="SFRM0900" w:eastAsia="SFRM0900" w:cs="SFRM0900"/>
+          <w:color w:val="000000"/>
+          <w:kern w:val="0"/>
+          <w:sz w:val="17"/>
+          <w:szCs w:val="17"/>
+          <w:lang w:val="en-US" w:eastAsia="zh-CN" w:bidi="ar"/>
+        </w:rPr>
+        <w:t/>
+      </w:r>
+    </w:p>
+    <w:p>
+      <w:pPr>
+        <w:keepNext w:val="0"/>
+        <w:keepLines w:val="0"/>
+        <w:widowControl/>
+        <w:suppressLineNumbers w:val="0"/>
+        <w:jc w:val="left"/>
+      </w:pPr>
+      <w:r>
+        <w:rPr>
+          <w:rFonts w:hint="default" w:ascii="SFRM0900" w:hAnsi="SFRM0900" w:eastAsia="SFRM0900" w:cs="SFRM0900"/>
+          <w:color w:val="000000"/>
+          <w:kern w:val="0"/>
+          <w:sz w:val="17"/>
+          <w:szCs w:val="17"/>
+          <w:lang w:val="en-US" w:eastAsia="zh-CN" w:bidi="ar"/>
+        </w:rPr>
+        <w:t xml:space="preserve">performance deep learning library. arXiv preprint arXiv:1912.01703 (2019) </w:t>
+      </w:r>
+      <w:r>
+        <w:rPr>
+          <w:rFonts w:hint="default" w:ascii="SFRM0900" w:hAnsi="SFRM0900" w:eastAsia="SFRM0900" w:cs="SFRM0900"/>
+          <w:color w:val="0000FF"/>
+          <w:kern w:val="0"/>
+          <w:sz w:val="17"/>
+          <w:szCs w:val="17"/>
+          <w:lang w:val="en-US" w:eastAsia="zh-CN" w:bidi="ar"/>
+        </w:rPr>
+        <w:t>5</w:t>
+      </w:r>
+    </w:p>
+    <w:p>
+      <w:pPr>
+        <w:rPr>
+          <w:rFonts w:hint="eastAsia"/>
+        </w:rPr>
+      </w:pPr>
+      <w:bookmarkStart w:id="0" w:name="_GoBack"/>
+      <w:bookmarkEnd w:id="0"/>
     </w:p>
     <w:p/>
     <w:p/>
@@ -1147,8 +3587,6 @@
           <w:rFonts w:hint="eastAsia"/>
         </w:rPr>
       </w:pPr>
-      <w:bookmarkStart w:id="0" w:name="_GoBack"/>
-      <w:bookmarkEnd w:id="0"/>
     </w:p>
     <w:sectPr>
       <w:pgSz w:w="11906" w:h="16838"/>
@@ -1165,7 +3603,7 @@
   <w:docDefaults>
     <w:rPrDefault>
       <w:rPr>
-        <w:rFonts w:asciiTheme="minorHAnsi" w:hAnsiTheme="minorHAnsi" w:eastAsiaTheme="minorEastAsia" w:cstheme="minorBidi"/>
+        <w:rFonts w:ascii="Times New Roman" w:hAnsi="Times New Roman" w:eastAsia="宋体" w:cs="Times New Roman"/>
       </w:rPr>
     </w:rPrDefault>
     <w:pPrDefault/>
@@ -1454,6 +3892,15 @@
       </w:tblCellMar>
     </w:tblPr>
   </w:style>
+  <w:style w:type="character" w:styleId="4">
+    <w:name w:val="Hyperlink"/>
+    <w:basedOn w:val="3"/>
+    <w:uiPriority w:val="0"/>
+    <w:rPr>
+      <w:color w:val="0000FF"/>
+      <w:u w:val="single"/>
+    </w:rPr>
+  </w:style>
 </w:styles>
 </file>
 
